--- a/BAB satu.docx
+++ b/BAB satu.docx
@@ -91,6 +91,7 @@
         <w:pStyle w:val="ListParagraph"/>
         <w:spacing w:after="0" w:line="360" w:lineRule="auto"/>
         <w:ind w:left="0" w:firstLine="397"/>
+        <w:jc w:val="both"/>
         <w:rPr>
           <w:rFonts w:ascii="Times New Roman" w:hAnsi="Times New Roman" w:cs="Times New Roman"/>
         </w:rPr>
@@ -507,6 +508,7 @@
         <w:pStyle w:val="ListParagraph"/>
         <w:spacing w:after="0" w:line="360" w:lineRule="auto"/>
         <w:ind w:left="0" w:firstLine="397"/>
+        <w:jc w:val="both"/>
         <w:rPr>
           <w:rFonts w:ascii="Times New Roman" w:hAnsi="Times New Roman" w:cs="Times New Roman"/>
         </w:rPr>
@@ -1195,6 +1197,7 @@
         <w:pStyle w:val="ListParagraph"/>
         <w:spacing w:after="0" w:line="360" w:lineRule="auto"/>
         <w:ind w:left="0" w:firstLine="397"/>
+        <w:jc w:val="both"/>
         <w:rPr>
           <w:rFonts w:ascii="Times New Roman" w:hAnsi="Times New Roman" w:cs="Times New Roman"/>
         </w:rPr>
@@ -1765,6 +1768,7 @@
         <w:pStyle w:val="ListParagraph"/>
         <w:spacing w:after="0" w:line="360" w:lineRule="auto"/>
         <w:ind w:left="0" w:firstLine="397"/>
+        <w:jc w:val="both"/>
         <w:rPr>
           <w:rFonts w:ascii="Times New Roman" w:hAnsi="Times New Roman" w:cs="Times New Roman"/>
         </w:rPr>
@@ -1969,7 +1973,27 @@
         <w:rPr>
           <w:rFonts w:ascii="Times New Roman" w:hAnsi="Times New Roman" w:cs="Times New Roman"/>
         </w:rPr>
-        <w:t xml:space="preserve"> Kesehatan dan </w:t>
+        <w:t xml:space="preserve"> </w:t>
+      </w:r>
+      <w:proofErr w:type="spellStart"/>
+      <w:r>
+        <w:rPr>
+          <w:rFonts w:ascii="Times New Roman" w:hAnsi="Times New Roman" w:cs="Times New Roman"/>
+        </w:rPr>
+        <w:t>k</w:t>
+      </w:r>
+      <w:r>
+        <w:rPr>
+          <w:rFonts w:ascii="Times New Roman" w:hAnsi="Times New Roman" w:cs="Times New Roman"/>
+        </w:rPr>
+        <w:t>esehatan</w:t>
+      </w:r>
+      <w:proofErr w:type="spellEnd"/>
+      <w:r>
+        <w:rPr>
+          <w:rFonts w:ascii="Times New Roman" w:hAnsi="Times New Roman" w:cs="Times New Roman"/>
+        </w:rPr>
+        <w:t xml:space="preserve"> dan </w:t>
       </w:r>
       <w:proofErr w:type="spellStart"/>
       <w:r>
@@ -2125,14 +2149,12 @@
         </w:rPr>
         <w:t xml:space="preserve"> </w:t>
       </w:r>
-      <w:proofErr w:type="spellStart"/>
-      <w:r>
-        <w:rPr>
-          <w:rFonts w:ascii="Times New Roman" w:hAnsi="Times New Roman" w:cs="Times New Roman"/>
-        </w:rPr>
-        <w:t>aplikasi</w:t>
-      </w:r>
-      <w:proofErr w:type="spellEnd"/>
+      <w:r>
+        <w:rPr>
+          <w:rFonts w:ascii="Times New Roman" w:hAnsi="Times New Roman" w:cs="Times New Roman"/>
+        </w:rPr>
+        <w:t>web</w:t>
+      </w:r>
       <w:r>
         <w:rPr>
           <w:rFonts w:ascii="Times New Roman" w:hAnsi="Times New Roman" w:cs="Times New Roman"/>
@@ -2221,7 +2243,19 @@
         <w:rPr>
           <w:rFonts w:ascii="Times New Roman" w:hAnsi="Times New Roman" w:cs="Times New Roman"/>
         </w:rPr>
-        <w:t xml:space="preserve"> Mini SIM </w:t>
+        <w:t xml:space="preserve"> </w:t>
+      </w:r>
+      <w:r>
+        <w:rPr>
+          <w:rFonts w:ascii="Times New Roman" w:hAnsi="Times New Roman" w:cs="Times New Roman"/>
+        </w:rPr>
+        <w:t xml:space="preserve">Web </w:t>
+      </w:r>
+      <w:r>
+        <w:rPr>
+          <w:rFonts w:ascii="Times New Roman" w:hAnsi="Times New Roman" w:cs="Times New Roman"/>
+        </w:rPr>
+        <w:t xml:space="preserve">Mini SIM </w:t>
       </w:r>
       <w:r>
         <w:rPr>
@@ -2233,30 +2267,8 @@
         <w:rPr>
           <w:rFonts w:ascii="Times New Roman" w:hAnsi="Times New Roman" w:cs="Times New Roman"/>
         </w:rPr>
-        <w:t xml:space="preserve">linik-Modul </w:t>
-      </w:r>
-      <w:proofErr w:type="spellStart"/>
-      <w:r>
-        <w:rPr>
-          <w:rFonts w:ascii="Times New Roman" w:hAnsi="Times New Roman" w:cs="Times New Roman"/>
-        </w:rPr>
-        <w:t>Pendaftaran</w:t>
-      </w:r>
-      <w:proofErr w:type="spellEnd"/>
-      <w:r>
-        <w:rPr>
-          <w:rFonts w:ascii="Times New Roman" w:hAnsi="Times New Roman" w:cs="Times New Roman"/>
-        </w:rPr>
-        <w:t xml:space="preserve"> </w:t>
-      </w:r>
-      <w:proofErr w:type="spellStart"/>
-      <w:r>
-        <w:rPr>
-          <w:rFonts w:ascii="Times New Roman" w:hAnsi="Times New Roman" w:cs="Times New Roman"/>
-        </w:rPr>
-        <w:t>Pasien</w:t>
-      </w:r>
-      <w:proofErr w:type="spellEnd"/>
+        <w:t>linik</w:t>
+      </w:r>
       <w:r>
         <w:rPr>
           <w:rFonts w:ascii="Times New Roman" w:hAnsi="Times New Roman" w:cs="Times New Roman"/>
@@ -2280,8 +2292,6 @@
       <w:r>
         <w:rPr>
           <w:rFonts w:ascii="Times New Roman" w:hAnsi="Times New Roman" w:cs="Times New Roman"/>
-          <w:i/>
-          <w:iCs/>
         </w:rPr>
         <w:t>Express JS</w:t>
       </w:r>
@@ -2400,9 +2410,6 @@
     </w:p>
     <w:p>
       <w:pPr>
-        <w:pStyle w:val="ListParagraph"/>
-        <w:spacing w:after="0" w:line="360" w:lineRule="auto"/>
-        <w:ind w:left="0" w:firstLine="397"/>
         <w:rPr>
           <w:rFonts w:ascii="Times New Roman" w:hAnsi="Times New Roman" w:cs="Times New Roman"/>
         </w:rPr>
@@ -2418,9 +2425,22 @@
     </w:p>
     <w:p>
       <w:pPr>
+        <w:rPr>
+          <w:rFonts w:ascii="Times New Roman" w:eastAsiaTheme="majorEastAsia" w:hAnsi="Times New Roman" w:cstheme="majorBidi"/>
+          <w:b/>
+          <w:color w:val="000000" w:themeColor="text1"/>
+          <w:szCs w:val="32"/>
+        </w:rPr>
+      </w:pPr>
+      <w:bookmarkStart w:id="3" w:name="_Toc239343219"/>
+      <w:r>
+        <w:br w:type="page"/>
+      </w:r>
+    </w:p>
+    <w:p>
+      <w:pPr>
         <w:pStyle w:val="Heading2"/>
       </w:pPr>
-      <w:bookmarkStart w:id="3" w:name="_Toc239343219"/>
       <w:r>
         <w:lastRenderedPageBreak/>
         <w:t>1.2</w:t>
@@ -2994,27 +3014,7 @@
         <w:rPr>
           <w:rFonts w:ascii="Times New Roman" w:hAnsi="Times New Roman" w:cs="Times New Roman"/>
         </w:rPr>
-        <w:t>Me</w:t>
-      </w:r>
-      <w:r>
-        <w:rPr>
-          <w:rFonts w:ascii="Times New Roman" w:hAnsi="Times New Roman" w:cs="Times New Roman"/>
-        </w:rPr>
-        <w:t>rancang</w:t>
-      </w:r>
-      <w:proofErr w:type="spellEnd"/>
-      <w:r>
-        <w:rPr>
-          <w:rFonts w:ascii="Times New Roman" w:hAnsi="Times New Roman" w:cs="Times New Roman"/>
-        </w:rPr>
-        <w:t xml:space="preserve"> dan </w:t>
-      </w:r>
-      <w:proofErr w:type="spellStart"/>
-      <w:r>
-        <w:rPr>
-          <w:rFonts w:ascii="Times New Roman" w:hAnsi="Times New Roman" w:cs="Times New Roman"/>
-        </w:rPr>
-        <w:t>membangun</w:t>
+        <w:t>Membangun</w:t>
       </w:r>
       <w:proofErr w:type="spellEnd"/>
       <w:r>
@@ -3035,7 +3035,81 @@
         <w:rPr>
           <w:rFonts w:ascii="Times New Roman" w:hAnsi="Times New Roman" w:cs="Times New Roman"/>
         </w:rPr>
-        <w:t xml:space="preserve"> backend </w:t>
+        <w:t xml:space="preserve"> </w:t>
+      </w:r>
+      <w:r>
+        <w:rPr>
+          <w:rFonts w:ascii="Times New Roman" w:hAnsi="Times New Roman" w:cs="Times New Roman"/>
+        </w:rPr>
+        <w:t xml:space="preserve">web </w:t>
+      </w:r>
+      <w:r>
+        <w:rPr>
+          <w:rFonts w:ascii="Times New Roman" w:hAnsi="Times New Roman" w:cs="Times New Roman"/>
+          <w:i/>
+          <w:iCs/>
+        </w:rPr>
+        <w:t>backend</w:t>
+      </w:r>
+      <w:r>
+        <w:rPr>
+          <w:rFonts w:ascii="Times New Roman" w:hAnsi="Times New Roman" w:cs="Times New Roman"/>
+        </w:rPr>
+        <w:t xml:space="preserve"> SIM Klinik </w:t>
+      </w:r>
+      <w:proofErr w:type="spellStart"/>
+      <w:r>
+        <w:rPr>
+          <w:rFonts w:ascii="Times New Roman" w:hAnsi="Times New Roman" w:cs="Times New Roman"/>
+        </w:rPr>
+        <w:t>berbasis</w:t>
+      </w:r>
+      <w:proofErr w:type="spellEnd"/>
+      <w:r>
+        <w:rPr>
+          <w:rFonts w:ascii="Times New Roman" w:hAnsi="Times New Roman" w:cs="Times New Roman"/>
+        </w:rPr>
+        <w:t xml:space="preserve"> Express J</w:t>
+      </w:r>
+      <w:r>
+        <w:rPr>
+          <w:rFonts w:ascii="Times New Roman" w:hAnsi="Times New Roman" w:cs="Times New Roman"/>
+        </w:rPr>
+        <w:t>S</w:t>
+      </w:r>
+      <w:r>
+        <w:rPr>
+          <w:rFonts w:ascii="Times New Roman" w:hAnsi="Times New Roman" w:cs="Times New Roman"/>
+        </w:rPr>
+        <w:t xml:space="preserve"> </w:t>
+      </w:r>
+      <w:proofErr w:type="spellStart"/>
+      <w:r>
+        <w:rPr>
+          <w:rFonts w:ascii="Times New Roman" w:hAnsi="Times New Roman" w:cs="Times New Roman"/>
+        </w:rPr>
+        <w:t>untuk</w:t>
+      </w:r>
+      <w:proofErr w:type="spellEnd"/>
+      <w:r>
+        <w:rPr>
+          <w:rFonts w:ascii="Times New Roman" w:hAnsi="Times New Roman" w:cs="Times New Roman"/>
+        </w:rPr>
+        <w:t xml:space="preserve"> </w:t>
+      </w:r>
+      <w:proofErr w:type="spellStart"/>
+      <w:r>
+        <w:rPr>
+          <w:rFonts w:ascii="Times New Roman" w:hAnsi="Times New Roman" w:cs="Times New Roman"/>
+        </w:rPr>
+        <w:t>mengelola</w:t>
+      </w:r>
+      <w:proofErr w:type="spellEnd"/>
+      <w:r>
+        <w:rPr>
+          <w:rFonts w:ascii="Times New Roman" w:hAnsi="Times New Roman" w:cs="Times New Roman"/>
+        </w:rPr>
+        <w:t xml:space="preserve"> </w:t>
       </w:r>
       <w:proofErr w:type="spellStart"/>
       <w:r>
@@ -3056,91 +3130,161 @@
         <w:rPr>
           <w:rFonts w:ascii="Times New Roman" w:hAnsi="Times New Roman" w:cs="Times New Roman"/>
         </w:rPr>
-        <w:t>pasien</w:t>
-      </w:r>
-      <w:proofErr w:type="spellEnd"/>
-      <w:r>
-        <w:rPr>
-          <w:rFonts w:ascii="Times New Roman" w:hAnsi="Times New Roman" w:cs="Times New Roman"/>
-        </w:rPr>
-        <w:t xml:space="preserve"> </w:t>
-      </w:r>
-      <w:proofErr w:type="spellStart"/>
-      <w:r>
-        <w:rPr>
-          <w:rFonts w:ascii="Times New Roman" w:hAnsi="Times New Roman" w:cs="Times New Roman"/>
-        </w:rPr>
-        <w:t>berbasis</w:t>
-      </w:r>
-      <w:proofErr w:type="spellEnd"/>
-      <w:r>
-        <w:rPr>
-          <w:rFonts w:ascii="Times New Roman" w:hAnsi="Times New Roman" w:cs="Times New Roman"/>
-        </w:rPr>
-        <w:t xml:space="preserve"> </w:t>
-      </w:r>
-      <w:proofErr w:type="spellStart"/>
-      <w:r>
-        <w:rPr>
-          <w:rFonts w:ascii="Times New Roman" w:hAnsi="Times New Roman" w:cs="Times New Roman"/>
-        </w:rPr>
-        <w:t>Expess</w:t>
-      </w:r>
-      <w:proofErr w:type="spellEnd"/>
-      <w:r>
-        <w:rPr>
-          <w:rFonts w:ascii="Times New Roman" w:hAnsi="Times New Roman" w:cs="Times New Roman"/>
-        </w:rPr>
-        <w:t xml:space="preserve"> JS yang </w:t>
-      </w:r>
-      <w:proofErr w:type="spellStart"/>
-      <w:r>
-        <w:rPr>
-          <w:rFonts w:ascii="Times New Roman" w:hAnsi="Times New Roman" w:cs="Times New Roman"/>
-        </w:rPr>
-        <w:t>dapat</w:t>
-      </w:r>
-      <w:proofErr w:type="spellEnd"/>
-      <w:r>
-        <w:rPr>
-          <w:rFonts w:ascii="Times New Roman" w:hAnsi="Times New Roman" w:cs="Times New Roman"/>
-        </w:rPr>
-        <w:t xml:space="preserve"> </w:t>
-      </w:r>
-      <w:proofErr w:type="spellStart"/>
-      <w:r>
-        <w:rPr>
-          <w:rFonts w:ascii="Times New Roman" w:hAnsi="Times New Roman" w:cs="Times New Roman"/>
-        </w:rPr>
-        <w:t>mempercepat</w:t>
-      </w:r>
-      <w:proofErr w:type="spellEnd"/>
-      <w:r>
-        <w:rPr>
-          <w:rFonts w:ascii="Times New Roman" w:hAnsi="Times New Roman" w:cs="Times New Roman"/>
-        </w:rPr>
-        <w:t xml:space="preserve"> proses </w:t>
-      </w:r>
-      <w:proofErr w:type="spellStart"/>
-      <w:r>
-        <w:rPr>
-          <w:rFonts w:ascii="Times New Roman" w:hAnsi="Times New Roman" w:cs="Times New Roman"/>
-        </w:rPr>
-        <w:t>administrasi</w:t>
-      </w:r>
-      <w:proofErr w:type="spellEnd"/>
-      <w:r>
-        <w:rPr>
-          <w:rFonts w:ascii="Times New Roman" w:hAnsi="Times New Roman" w:cs="Times New Roman"/>
-        </w:rPr>
-        <w:t xml:space="preserve"> di </w:t>
-      </w:r>
-      <w:proofErr w:type="spellStart"/>
-      <w:r>
-        <w:rPr>
-          <w:rFonts w:ascii="Times New Roman" w:hAnsi="Times New Roman" w:cs="Times New Roman"/>
-        </w:rPr>
-        <w:t>klinik</w:t>
+        <w:t>berobat</w:t>
+      </w:r>
+      <w:proofErr w:type="spellEnd"/>
+      <w:r>
+        <w:rPr>
+          <w:rFonts w:ascii="Times New Roman" w:hAnsi="Times New Roman" w:cs="Times New Roman"/>
+        </w:rPr>
+        <w:t xml:space="preserve">, </w:t>
+      </w:r>
+      <w:proofErr w:type="spellStart"/>
+      <w:r>
+        <w:rPr>
+          <w:rFonts w:ascii="Times New Roman" w:hAnsi="Times New Roman" w:cs="Times New Roman"/>
+        </w:rPr>
+        <w:t>manajemen</w:t>
+      </w:r>
+      <w:proofErr w:type="spellEnd"/>
+      <w:r>
+        <w:rPr>
+          <w:rFonts w:ascii="Times New Roman" w:hAnsi="Times New Roman" w:cs="Times New Roman"/>
+        </w:rPr>
+        <w:t xml:space="preserve"> </w:t>
+      </w:r>
+      <w:proofErr w:type="spellStart"/>
+      <w:r>
+        <w:rPr>
+          <w:rFonts w:ascii="Times New Roman" w:hAnsi="Times New Roman" w:cs="Times New Roman"/>
+        </w:rPr>
+        <w:t>antrean</w:t>
+      </w:r>
+      <w:proofErr w:type="spellEnd"/>
+      <w:r>
+        <w:rPr>
+          <w:rFonts w:ascii="Times New Roman" w:hAnsi="Times New Roman" w:cs="Times New Roman"/>
+        </w:rPr>
+        <w:t xml:space="preserve">, </w:t>
+      </w:r>
+      <w:proofErr w:type="spellStart"/>
+      <w:r>
+        <w:rPr>
+          <w:rFonts w:ascii="Times New Roman" w:hAnsi="Times New Roman" w:cs="Times New Roman"/>
+        </w:rPr>
+        <w:t>rekam</w:t>
+      </w:r>
+      <w:proofErr w:type="spellEnd"/>
+      <w:r>
+        <w:rPr>
+          <w:rFonts w:ascii="Times New Roman" w:hAnsi="Times New Roman" w:cs="Times New Roman"/>
+        </w:rPr>
+        <w:t xml:space="preserve"> </w:t>
+      </w:r>
+      <w:proofErr w:type="spellStart"/>
+      <w:r>
+        <w:rPr>
+          <w:rFonts w:ascii="Times New Roman" w:hAnsi="Times New Roman" w:cs="Times New Roman"/>
+        </w:rPr>
+        <w:t>medis</w:t>
+      </w:r>
+      <w:proofErr w:type="spellEnd"/>
+      <w:r>
+        <w:rPr>
+          <w:rFonts w:ascii="Times New Roman" w:hAnsi="Times New Roman" w:cs="Times New Roman"/>
+        </w:rPr>
+        <w:t xml:space="preserve">, </w:t>
+      </w:r>
+      <w:proofErr w:type="spellStart"/>
+      <w:r>
+        <w:rPr>
+          <w:rFonts w:ascii="Times New Roman" w:hAnsi="Times New Roman" w:cs="Times New Roman"/>
+        </w:rPr>
+        <w:t>hingga</w:t>
+      </w:r>
+      <w:proofErr w:type="spellEnd"/>
+      <w:r>
+        <w:rPr>
+          <w:rFonts w:ascii="Times New Roman" w:hAnsi="Times New Roman" w:cs="Times New Roman"/>
+        </w:rPr>
+        <w:t xml:space="preserve"> </w:t>
+      </w:r>
+      <w:proofErr w:type="spellStart"/>
+      <w:r>
+        <w:rPr>
+          <w:rFonts w:ascii="Times New Roman" w:hAnsi="Times New Roman" w:cs="Times New Roman"/>
+        </w:rPr>
+        <w:t>transaksi</w:t>
+      </w:r>
+      <w:proofErr w:type="spellEnd"/>
+      <w:r>
+        <w:rPr>
+          <w:rFonts w:ascii="Times New Roman" w:hAnsi="Times New Roman" w:cs="Times New Roman"/>
+        </w:rPr>
+        <w:t xml:space="preserve"> </w:t>
+      </w:r>
+      <w:proofErr w:type="spellStart"/>
+      <w:r>
+        <w:rPr>
+          <w:rFonts w:ascii="Times New Roman" w:hAnsi="Times New Roman" w:cs="Times New Roman"/>
+        </w:rPr>
+        <w:t>pembayaran</w:t>
+      </w:r>
+      <w:proofErr w:type="spellEnd"/>
+      <w:r>
+        <w:rPr>
+          <w:rFonts w:ascii="Times New Roman" w:hAnsi="Times New Roman" w:cs="Times New Roman"/>
+        </w:rPr>
+        <w:t xml:space="preserve"> </w:t>
+      </w:r>
+      <w:proofErr w:type="spellStart"/>
+      <w:r>
+        <w:rPr>
+          <w:rFonts w:ascii="Times New Roman" w:hAnsi="Times New Roman" w:cs="Times New Roman"/>
+        </w:rPr>
+        <w:t>dengan</w:t>
+      </w:r>
+      <w:proofErr w:type="spellEnd"/>
+      <w:r>
+        <w:rPr>
+          <w:rFonts w:ascii="Times New Roman" w:hAnsi="Times New Roman" w:cs="Times New Roman"/>
+        </w:rPr>
+        <w:t xml:space="preserve"> </w:t>
+      </w:r>
+      <w:proofErr w:type="spellStart"/>
+      <w:r>
+        <w:rPr>
+          <w:rFonts w:ascii="Times New Roman" w:hAnsi="Times New Roman" w:cs="Times New Roman"/>
+        </w:rPr>
+        <w:t>hak</w:t>
+      </w:r>
+      <w:proofErr w:type="spellEnd"/>
+      <w:r>
+        <w:rPr>
+          <w:rFonts w:ascii="Times New Roman" w:hAnsi="Times New Roman" w:cs="Times New Roman"/>
+        </w:rPr>
+        <w:t xml:space="preserve"> </w:t>
+      </w:r>
+      <w:proofErr w:type="spellStart"/>
+      <w:r>
+        <w:rPr>
+          <w:rFonts w:ascii="Times New Roman" w:hAnsi="Times New Roman" w:cs="Times New Roman"/>
+        </w:rPr>
+        <w:t>akses</w:t>
+      </w:r>
+      <w:proofErr w:type="spellEnd"/>
+      <w:r>
+        <w:rPr>
+          <w:rFonts w:ascii="Times New Roman" w:hAnsi="Times New Roman" w:cs="Times New Roman"/>
+        </w:rPr>
+        <w:t xml:space="preserve"> 5 </w:t>
+      </w:r>
+      <w:proofErr w:type="spellStart"/>
+      <w:r>
+        <w:rPr>
+          <w:rFonts w:ascii="Times New Roman" w:hAnsi="Times New Roman" w:cs="Times New Roman"/>
+        </w:rPr>
+        <w:t>aktor</w:t>
       </w:r>
       <w:proofErr w:type="spellEnd"/>
       <w:r>
@@ -3168,21 +3312,161 @@
         <w:rPr>
           <w:rFonts w:ascii="Times New Roman" w:hAnsi="Times New Roman" w:cs="Times New Roman"/>
         </w:rPr>
-        <w:t>Meningkatkan</w:t>
-      </w:r>
-      <w:proofErr w:type="spellEnd"/>
-      <w:r>
-        <w:rPr>
-          <w:rFonts w:ascii="Times New Roman" w:hAnsi="Times New Roman" w:cs="Times New Roman"/>
-        </w:rPr>
-        <w:t xml:space="preserve"> </w:t>
-      </w:r>
-      <w:proofErr w:type="spellStart"/>
-      <w:r>
-        <w:rPr>
-          <w:rFonts w:ascii="Times New Roman" w:hAnsi="Times New Roman" w:cs="Times New Roman"/>
-        </w:rPr>
-        <w:t>efisiensi</w:t>
+        <w:t>Mengimplementasikan</w:t>
+      </w:r>
+      <w:proofErr w:type="spellEnd"/>
+      <w:r>
+        <w:rPr>
+          <w:rFonts w:ascii="Times New Roman" w:hAnsi="Times New Roman" w:cs="Times New Roman"/>
+        </w:rPr>
+        <w:t xml:space="preserve"> </w:t>
+      </w:r>
+      <w:proofErr w:type="spellStart"/>
+      <w:r>
+        <w:rPr>
+          <w:rFonts w:ascii="Times New Roman" w:hAnsi="Times New Roman" w:cs="Times New Roman"/>
+        </w:rPr>
+        <w:t>sistem</w:t>
+      </w:r>
+      <w:proofErr w:type="spellEnd"/>
+      <w:r>
+        <w:rPr>
+          <w:rFonts w:ascii="Times New Roman" w:hAnsi="Times New Roman" w:cs="Times New Roman"/>
+        </w:rPr>
+        <w:t xml:space="preserve"> </w:t>
+      </w:r>
+      <w:proofErr w:type="spellStart"/>
+      <w:r>
+        <w:rPr>
+          <w:rFonts w:ascii="Times New Roman" w:hAnsi="Times New Roman" w:cs="Times New Roman"/>
+        </w:rPr>
+        <w:t>keamanan</w:t>
+      </w:r>
+      <w:proofErr w:type="spellEnd"/>
+      <w:r>
+        <w:rPr>
+          <w:rFonts w:ascii="Times New Roman" w:hAnsi="Times New Roman" w:cs="Times New Roman"/>
+        </w:rPr>
+        <w:t xml:space="preserve"> pada proses </w:t>
+      </w:r>
+      <w:proofErr w:type="spellStart"/>
+      <w:r>
+        <w:rPr>
+          <w:rFonts w:ascii="Times New Roman" w:hAnsi="Times New Roman" w:cs="Times New Roman"/>
+        </w:rPr>
+        <w:t>registrasi</w:t>
+      </w:r>
+      <w:proofErr w:type="spellEnd"/>
+      <w:r>
+        <w:rPr>
+          <w:rFonts w:ascii="Times New Roman" w:hAnsi="Times New Roman" w:cs="Times New Roman"/>
+        </w:rPr>
+        <w:t xml:space="preserve"> dan login </w:t>
+      </w:r>
+      <w:proofErr w:type="spellStart"/>
+      <w:r>
+        <w:rPr>
+          <w:rFonts w:ascii="Times New Roman" w:hAnsi="Times New Roman" w:cs="Times New Roman"/>
+        </w:rPr>
+        <w:t>pasien</w:t>
+      </w:r>
+      <w:proofErr w:type="spellEnd"/>
+      <w:r>
+        <w:rPr>
+          <w:rFonts w:ascii="Times New Roman" w:hAnsi="Times New Roman" w:cs="Times New Roman"/>
+        </w:rPr>
+        <w:t xml:space="preserve"> </w:t>
+      </w:r>
+      <w:proofErr w:type="spellStart"/>
+      <w:r>
+        <w:rPr>
+          <w:rFonts w:ascii="Times New Roman" w:hAnsi="Times New Roman" w:cs="Times New Roman"/>
+        </w:rPr>
+        <w:t>dengan</w:t>
+      </w:r>
+      <w:proofErr w:type="spellEnd"/>
+      <w:r>
+        <w:rPr>
+          <w:rFonts w:ascii="Times New Roman" w:hAnsi="Times New Roman" w:cs="Times New Roman"/>
+        </w:rPr>
+        <w:t xml:space="preserve"> </w:t>
+      </w:r>
+      <w:proofErr w:type="spellStart"/>
+      <w:r>
+        <w:rPr>
+          <w:rFonts w:ascii="Times New Roman" w:hAnsi="Times New Roman" w:cs="Times New Roman"/>
+        </w:rPr>
+        <w:t>enkripsi</w:t>
+      </w:r>
+      <w:proofErr w:type="spellEnd"/>
+      <w:r>
+        <w:rPr>
+          <w:rFonts w:ascii="Times New Roman" w:hAnsi="Times New Roman" w:cs="Times New Roman"/>
+        </w:rPr>
+        <w:t xml:space="preserve"> password </w:t>
+      </w:r>
+      <w:proofErr w:type="spellStart"/>
+      <w:r>
+        <w:rPr>
+          <w:rFonts w:ascii="Times New Roman" w:hAnsi="Times New Roman" w:cs="Times New Roman"/>
+        </w:rPr>
+        <w:t>menggunakan</w:t>
+      </w:r>
+      <w:proofErr w:type="spellEnd"/>
+      <w:r>
+        <w:rPr>
+          <w:rFonts w:ascii="Times New Roman" w:hAnsi="Times New Roman" w:cs="Times New Roman"/>
+        </w:rPr>
+        <w:t xml:space="preserve"> </w:t>
+      </w:r>
+      <w:proofErr w:type="spellStart"/>
+      <w:r>
+        <w:rPr>
+          <w:rFonts w:ascii="Times New Roman" w:hAnsi="Times New Roman" w:cs="Times New Roman"/>
+        </w:rPr>
+        <w:t>Bcrypt</w:t>
+      </w:r>
+      <w:proofErr w:type="spellEnd"/>
+      <w:r>
+        <w:rPr>
+          <w:rFonts w:ascii="Times New Roman" w:hAnsi="Times New Roman" w:cs="Times New Roman"/>
+        </w:rPr>
+        <w:t xml:space="preserve"> </w:t>
+      </w:r>
+      <w:proofErr w:type="spellStart"/>
+      <w:r>
+        <w:rPr>
+          <w:rFonts w:ascii="Times New Roman" w:hAnsi="Times New Roman" w:cs="Times New Roman"/>
+        </w:rPr>
+        <w:t>serta</w:t>
+      </w:r>
+      <w:proofErr w:type="spellEnd"/>
+      <w:r>
+        <w:rPr>
+          <w:rFonts w:ascii="Times New Roman" w:hAnsi="Times New Roman" w:cs="Times New Roman"/>
+        </w:rPr>
+        <w:t xml:space="preserve"> </w:t>
+      </w:r>
+      <w:proofErr w:type="spellStart"/>
+      <w:r>
+        <w:rPr>
+          <w:rFonts w:ascii="Times New Roman" w:hAnsi="Times New Roman" w:cs="Times New Roman"/>
+        </w:rPr>
+        <w:t>penerapan</w:t>
+      </w:r>
+      <w:proofErr w:type="spellEnd"/>
+      <w:r>
+        <w:rPr>
+          <w:rFonts w:ascii="Times New Roman" w:hAnsi="Times New Roman" w:cs="Times New Roman"/>
+        </w:rPr>
+        <w:t xml:space="preserve"> </w:t>
+      </w:r>
+      <w:proofErr w:type="spellStart"/>
+      <w:r>
+        <w:rPr>
+          <w:rFonts w:ascii="Times New Roman" w:hAnsi="Times New Roman" w:cs="Times New Roman"/>
+        </w:rPr>
+        <w:t>autentikasi</w:t>
       </w:r>
       <w:proofErr w:type="spellEnd"/>
       <w:r>
@@ -3196,154 +3480,42 @@
         <w:rPr>
           <w:rFonts w:ascii="Times New Roman" w:hAnsi="Times New Roman" w:cs="Times New Roman"/>
         </w:rPr>
-        <w:t>keteraturan</w:t>
-      </w:r>
-      <w:proofErr w:type="spellEnd"/>
-      <w:r>
-        <w:rPr>
-          <w:rFonts w:ascii="Times New Roman" w:hAnsi="Times New Roman" w:cs="Times New Roman"/>
-        </w:rPr>
-        <w:t xml:space="preserve"> data </w:t>
-      </w:r>
-      <w:proofErr w:type="spellStart"/>
-      <w:r>
-        <w:rPr>
-          <w:rFonts w:ascii="Times New Roman" w:hAnsi="Times New Roman" w:cs="Times New Roman"/>
-        </w:rPr>
-        <w:t>pendaftaran</w:t>
-      </w:r>
-      <w:proofErr w:type="spellEnd"/>
-      <w:r>
-        <w:rPr>
-          <w:rFonts w:ascii="Times New Roman" w:hAnsi="Times New Roman" w:cs="Times New Roman"/>
-        </w:rPr>
-        <w:t xml:space="preserve"> </w:t>
-      </w:r>
-      <w:proofErr w:type="spellStart"/>
-      <w:r>
-        <w:rPr>
-          <w:rFonts w:ascii="Times New Roman" w:hAnsi="Times New Roman" w:cs="Times New Roman"/>
-        </w:rPr>
-        <w:t>pasien</w:t>
-      </w:r>
-      <w:proofErr w:type="spellEnd"/>
-      <w:r>
-        <w:rPr>
-          <w:rFonts w:ascii="Times New Roman" w:hAnsi="Times New Roman" w:cs="Times New Roman"/>
-        </w:rPr>
-        <w:t xml:space="preserve"> </w:t>
-      </w:r>
-      <w:proofErr w:type="spellStart"/>
-      <w:r>
-        <w:rPr>
-          <w:rFonts w:ascii="Times New Roman" w:hAnsi="Times New Roman" w:cs="Times New Roman"/>
-        </w:rPr>
-        <w:t>sehingga</w:t>
-      </w:r>
-      <w:proofErr w:type="spellEnd"/>
-      <w:r>
-        <w:rPr>
-          <w:rFonts w:ascii="Times New Roman" w:hAnsi="Times New Roman" w:cs="Times New Roman"/>
-        </w:rPr>
-        <w:t xml:space="preserve"> </w:t>
-      </w:r>
-      <w:proofErr w:type="spellStart"/>
-      <w:r>
-        <w:rPr>
-          <w:rFonts w:ascii="Times New Roman" w:hAnsi="Times New Roman" w:cs="Times New Roman"/>
-        </w:rPr>
-        <w:t>memudahkan</w:t>
-      </w:r>
-      <w:proofErr w:type="spellEnd"/>
-      <w:r>
-        <w:rPr>
-          <w:rFonts w:ascii="Times New Roman" w:hAnsi="Times New Roman" w:cs="Times New Roman"/>
-        </w:rPr>
-        <w:t xml:space="preserve"> </w:t>
-      </w:r>
-      <w:proofErr w:type="spellStart"/>
-      <w:r>
-        <w:rPr>
-          <w:rFonts w:ascii="Times New Roman" w:hAnsi="Times New Roman" w:cs="Times New Roman"/>
-        </w:rPr>
-        <w:t>petugas</w:t>
-      </w:r>
-      <w:proofErr w:type="spellEnd"/>
-      <w:r>
-        <w:rPr>
-          <w:rFonts w:ascii="Times New Roman" w:hAnsi="Times New Roman" w:cs="Times New Roman"/>
-        </w:rPr>
-        <w:t xml:space="preserve"> </w:t>
-      </w:r>
-      <w:proofErr w:type="spellStart"/>
-      <w:r>
-        <w:rPr>
-          <w:rFonts w:ascii="Times New Roman" w:hAnsi="Times New Roman" w:cs="Times New Roman"/>
-        </w:rPr>
-        <w:t>klinik</w:t>
-      </w:r>
-      <w:proofErr w:type="spellEnd"/>
-      <w:r>
-        <w:rPr>
-          <w:rFonts w:ascii="Times New Roman" w:hAnsi="Times New Roman" w:cs="Times New Roman"/>
-        </w:rPr>
-        <w:t xml:space="preserve"> </w:t>
-      </w:r>
-      <w:proofErr w:type="spellStart"/>
-      <w:r>
-        <w:rPr>
-          <w:rFonts w:ascii="Times New Roman" w:hAnsi="Times New Roman" w:cs="Times New Roman"/>
-        </w:rPr>
-        <w:t>dalam</w:t>
-      </w:r>
-      <w:proofErr w:type="spellEnd"/>
-      <w:r>
-        <w:rPr>
-          <w:rFonts w:ascii="Times New Roman" w:hAnsi="Times New Roman" w:cs="Times New Roman"/>
-        </w:rPr>
-        <w:t xml:space="preserve"> </w:t>
-      </w:r>
-      <w:proofErr w:type="spellStart"/>
-      <w:r>
-        <w:rPr>
-          <w:rFonts w:ascii="Times New Roman" w:hAnsi="Times New Roman" w:cs="Times New Roman"/>
-        </w:rPr>
-        <w:t>mengelola</w:t>
-      </w:r>
-      <w:proofErr w:type="spellEnd"/>
-      <w:r>
-        <w:rPr>
-          <w:rFonts w:ascii="Times New Roman" w:hAnsi="Times New Roman" w:cs="Times New Roman"/>
-        </w:rPr>
-        <w:t xml:space="preserve"> </w:t>
-      </w:r>
-      <w:proofErr w:type="spellStart"/>
-      <w:r>
-        <w:rPr>
-          <w:rFonts w:ascii="Times New Roman" w:hAnsi="Times New Roman" w:cs="Times New Roman"/>
-        </w:rPr>
-        <w:t>informasi</w:t>
-      </w:r>
-      <w:proofErr w:type="spellEnd"/>
-      <w:r>
-        <w:rPr>
-          <w:rFonts w:ascii="Times New Roman" w:hAnsi="Times New Roman" w:cs="Times New Roman"/>
-        </w:rPr>
-        <w:t xml:space="preserve"> </w:t>
-      </w:r>
-      <w:proofErr w:type="spellStart"/>
-      <w:r>
-        <w:rPr>
-          <w:rFonts w:ascii="Times New Roman" w:hAnsi="Times New Roman" w:cs="Times New Roman"/>
-        </w:rPr>
-        <w:t>sistem</w:t>
-      </w:r>
-      <w:proofErr w:type="spellEnd"/>
-      <w:r>
-        <w:rPr>
-          <w:rFonts w:ascii="Times New Roman" w:hAnsi="Times New Roman" w:cs="Times New Roman"/>
-        </w:rPr>
-        <w:t>.</w:t>
+        <w:t>otorisasi</w:t>
+      </w:r>
+      <w:proofErr w:type="spellEnd"/>
+      <w:r>
+        <w:rPr>
+          <w:rFonts w:ascii="Times New Roman" w:hAnsi="Times New Roman" w:cs="Times New Roman"/>
+        </w:rPr>
+        <w:t xml:space="preserve"> </w:t>
+      </w:r>
+      <w:proofErr w:type="spellStart"/>
+      <w:r>
+        <w:rPr>
+          <w:rFonts w:ascii="Times New Roman" w:hAnsi="Times New Roman" w:cs="Times New Roman"/>
+        </w:rPr>
+        <w:t>berbasis</w:t>
+      </w:r>
+      <w:proofErr w:type="spellEnd"/>
+      <w:r>
+        <w:rPr>
+          <w:rFonts w:ascii="Times New Roman" w:hAnsi="Times New Roman" w:cs="Times New Roman"/>
+        </w:rPr>
+        <w:t xml:space="preserve"> JSON Web Token (JWT) </w:t>
+      </w:r>
+      <w:proofErr w:type="spellStart"/>
+      <w:r>
+        <w:rPr>
+          <w:rFonts w:ascii="Times New Roman" w:hAnsi="Times New Roman" w:cs="Times New Roman"/>
+        </w:rPr>
+        <w:t>sesuai</w:t>
+      </w:r>
+      <w:proofErr w:type="spellEnd"/>
+      <w:r>
+        <w:rPr>
+          <w:rFonts w:ascii="Times New Roman" w:hAnsi="Times New Roman" w:cs="Times New Roman"/>
+        </w:rPr>
+        <w:t xml:space="preserve"> role user.</w:t>
       </w:r>
     </w:p>
     <w:p>
@@ -4018,50 +4190,266 @@
         <w:jc w:val="both"/>
         <w:rPr>
           <w:rFonts w:ascii="Times New Roman" w:hAnsi="Times New Roman" w:cs="Times New Roman"/>
+        </w:rPr>
+      </w:pPr>
+      <w:proofErr w:type="spellStart"/>
+      <w:r>
+        <w:rPr>
+          <w:rFonts w:ascii="Times New Roman" w:hAnsi="Times New Roman" w:cs="Times New Roman"/>
+        </w:rPr>
+        <w:t>Mendapat</w:t>
+      </w:r>
+      <w:proofErr w:type="spellEnd"/>
+      <w:r>
+        <w:rPr>
+          <w:rFonts w:ascii="Times New Roman" w:hAnsi="Times New Roman" w:cs="Times New Roman"/>
+        </w:rPr>
+        <w:t xml:space="preserve"> </w:t>
+      </w:r>
+      <w:proofErr w:type="spellStart"/>
+      <w:r>
+        <w:rPr>
+          <w:rFonts w:ascii="Times New Roman" w:hAnsi="Times New Roman" w:cs="Times New Roman"/>
+        </w:rPr>
+        <w:t>pengalaman</w:t>
+      </w:r>
+      <w:proofErr w:type="spellEnd"/>
+      <w:r>
+        <w:rPr>
+          <w:rFonts w:ascii="Times New Roman" w:hAnsi="Times New Roman" w:cs="Times New Roman"/>
+        </w:rPr>
+        <w:t xml:space="preserve"> </w:t>
+      </w:r>
+      <w:proofErr w:type="spellStart"/>
+      <w:r>
+        <w:rPr>
+          <w:rFonts w:ascii="Times New Roman" w:hAnsi="Times New Roman" w:cs="Times New Roman"/>
+        </w:rPr>
+        <w:t>langsung</w:t>
+      </w:r>
+      <w:proofErr w:type="spellEnd"/>
+      <w:r>
+        <w:rPr>
+          <w:rFonts w:ascii="Times New Roman" w:hAnsi="Times New Roman" w:cs="Times New Roman"/>
+        </w:rPr>
+        <w:t xml:space="preserve"> </w:t>
+      </w:r>
+      <w:proofErr w:type="spellStart"/>
+      <w:r>
+        <w:rPr>
+          <w:rFonts w:ascii="Times New Roman" w:hAnsi="Times New Roman" w:cs="Times New Roman"/>
+        </w:rPr>
+        <w:t>dalam</w:t>
+      </w:r>
+      <w:proofErr w:type="spellEnd"/>
+      <w:r>
+        <w:rPr>
+          <w:rFonts w:ascii="Times New Roman" w:hAnsi="Times New Roman" w:cs="Times New Roman"/>
+        </w:rPr>
+        <w:t xml:space="preserve"> </w:t>
+      </w:r>
+      <w:proofErr w:type="spellStart"/>
+      <w:r>
+        <w:rPr>
+          <w:rFonts w:ascii="Times New Roman" w:hAnsi="Times New Roman" w:cs="Times New Roman"/>
+        </w:rPr>
+        <w:t>membangun</w:t>
+      </w:r>
+      <w:proofErr w:type="spellEnd"/>
+      <w:r>
+        <w:rPr>
+          <w:rFonts w:ascii="Times New Roman" w:hAnsi="Times New Roman" w:cs="Times New Roman"/>
+        </w:rPr>
+        <w:t xml:space="preserve"> </w:t>
+      </w:r>
+      <w:r>
+        <w:rPr>
+          <w:rFonts w:ascii="Times New Roman" w:hAnsi="Times New Roman" w:cs="Times New Roman"/>
           <w:i/>
           <w:iCs/>
         </w:rPr>
-      </w:pPr>
-      <w:proofErr w:type="spellStart"/>
-      <w:r>
-        <w:rPr>
-          <w:rFonts w:ascii="Times New Roman" w:hAnsi="Times New Roman" w:cs="Times New Roman"/>
-        </w:rPr>
-        <w:t>Me</w:t>
-      </w:r>
-      <w:r>
-        <w:rPr>
-          <w:rFonts w:ascii="Times New Roman" w:hAnsi="Times New Roman" w:cs="Times New Roman"/>
-        </w:rPr>
-        <w:t>ningkatkan</w:t>
-      </w:r>
-      <w:proofErr w:type="spellEnd"/>
-      <w:r>
-        <w:rPr>
-          <w:rFonts w:ascii="Times New Roman" w:hAnsi="Times New Roman" w:cs="Times New Roman"/>
-        </w:rPr>
-        <w:t xml:space="preserve"> </w:t>
-      </w:r>
-      <w:proofErr w:type="spellStart"/>
-      <w:r>
-        <w:rPr>
-          <w:rFonts w:ascii="Times New Roman" w:hAnsi="Times New Roman" w:cs="Times New Roman"/>
-        </w:rPr>
-        <w:t>kompetensi</w:t>
-      </w:r>
-      <w:proofErr w:type="spellEnd"/>
-      <w:r>
-        <w:rPr>
-          <w:rFonts w:ascii="Times New Roman" w:hAnsi="Times New Roman" w:cs="Times New Roman"/>
-        </w:rPr>
-        <w:t xml:space="preserve"> </w:t>
-      </w:r>
-      <w:proofErr w:type="spellStart"/>
-      <w:r>
-        <w:rPr>
-          <w:rFonts w:ascii="Times New Roman" w:hAnsi="Times New Roman" w:cs="Times New Roman"/>
-        </w:rPr>
-        <w:t>teknis</w:t>
+        <w:t>backend</w:t>
+      </w:r>
+      <w:r>
+        <w:rPr>
+          <w:rFonts w:ascii="Times New Roman" w:hAnsi="Times New Roman" w:cs="Times New Roman"/>
+        </w:rPr>
+        <w:t xml:space="preserve"> web </w:t>
+      </w:r>
+      <w:proofErr w:type="spellStart"/>
+      <w:r>
+        <w:rPr>
+          <w:rFonts w:ascii="Times New Roman" w:hAnsi="Times New Roman" w:cs="Times New Roman"/>
+        </w:rPr>
+        <w:t>dari</w:t>
+      </w:r>
+      <w:proofErr w:type="spellEnd"/>
+      <w:r>
+        <w:rPr>
+          <w:rFonts w:ascii="Times New Roman" w:hAnsi="Times New Roman" w:cs="Times New Roman"/>
+        </w:rPr>
+        <w:t xml:space="preserve"> </w:t>
+      </w:r>
+      <w:proofErr w:type="spellStart"/>
+      <w:r>
+        <w:rPr>
+          <w:rFonts w:ascii="Times New Roman" w:hAnsi="Times New Roman" w:cs="Times New Roman"/>
+        </w:rPr>
+        <w:t>pendaftaran</w:t>
+      </w:r>
+      <w:proofErr w:type="spellEnd"/>
+      <w:r>
+        <w:rPr>
+          <w:rFonts w:ascii="Times New Roman" w:hAnsi="Times New Roman" w:cs="Times New Roman"/>
+        </w:rPr>
+        <w:t xml:space="preserve"> </w:t>
+      </w:r>
+      <w:proofErr w:type="spellStart"/>
+      <w:r>
+        <w:rPr>
+          <w:rFonts w:ascii="Times New Roman" w:hAnsi="Times New Roman" w:cs="Times New Roman"/>
+        </w:rPr>
+        <w:t>sampai</w:t>
+      </w:r>
+      <w:proofErr w:type="spellEnd"/>
+      <w:r>
+        <w:rPr>
+          <w:rFonts w:ascii="Times New Roman" w:hAnsi="Times New Roman" w:cs="Times New Roman"/>
+        </w:rPr>
+        <w:t xml:space="preserve"> </w:t>
+      </w:r>
+      <w:proofErr w:type="spellStart"/>
+      <w:r>
+        <w:rPr>
+          <w:rFonts w:ascii="Times New Roman" w:hAnsi="Times New Roman" w:cs="Times New Roman"/>
+        </w:rPr>
+        <w:t>pembayaran</w:t>
+      </w:r>
+      <w:proofErr w:type="spellEnd"/>
+      <w:r>
+        <w:rPr>
+          <w:rFonts w:ascii="Times New Roman" w:hAnsi="Times New Roman" w:cs="Times New Roman"/>
+        </w:rPr>
+        <w:t xml:space="preserve">, </w:t>
+      </w:r>
+      <w:proofErr w:type="spellStart"/>
+      <w:r>
+        <w:rPr>
+          <w:rFonts w:ascii="Times New Roman" w:hAnsi="Times New Roman" w:cs="Times New Roman"/>
+        </w:rPr>
+        <w:t>serta</w:t>
+      </w:r>
+      <w:proofErr w:type="spellEnd"/>
+      <w:r>
+        <w:rPr>
+          <w:rFonts w:ascii="Times New Roman" w:hAnsi="Times New Roman" w:cs="Times New Roman"/>
+        </w:rPr>
+        <w:t xml:space="preserve"> </w:t>
+      </w:r>
+      <w:proofErr w:type="spellStart"/>
+      <w:r>
+        <w:rPr>
+          <w:rFonts w:ascii="Times New Roman" w:hAnsi="Times New Roman" w:cs="Times New Roman"/>
+        </w:rPr>
+        <w:t>memahami</w:t>
+      </w:r>
+      <w:proofErr w:type="spellEnd"/>
+      <w:r>
+        <w:rPr>
+          <w:rFonts w:ascii="Times New Roman" w:hAnsi="Times New Roman" w:cs="Times New Roman"/>
+        </w:rPr>
+        <w:t xml:space="preserve"> </w:t>
+      </w:r>
+      <w:proofErr w:type="spellStart"/>
+      <w:r>
+        <w:rPr>
+          <w:rFonts w:ascii="Times New Roman" w:hAnsi="Times New Roman" w:cs="Times New Roman"/>
+        </w:rPr>
+        <w:t>cara</w:t>
+      </w:r>
+      <w:proofErr w:type="spellEnd"/>
+      <w:r>
+        <w:rPr>
+          <w:rFonts w:ascii="Times New Roman" w:hAnsi="Times New Roman" w:cs="Times New Roman"/>
+        </w:rPr>
+        <w:t xml:space="preserve"> </w:t>
+      </w:r>
+      <w:proofErr w:type="spellStart"/>
+      <w:r>
+        <w:rPr>
+          <w:rFonts w:ascii="Times New Roman" w:hAnsi="Times New Roman" w:cs="Times New Roman"/>
+        </w:rPr>
+        <w:t>penerapan</w:t>
+      </w:r>
+      <w:proofErr w:type="spellEnd"/>
+      <w:r>
+        <w:rPr>
+          <w:rFonts w:ascii="Times New Roman" w:hAnsi="Times New Roman" w:cs="Times New Roman"/>
+        </w:rPr>
+        <w:t xml:space="preserve"> </w:t>
+      </w:r>
+      <w:proofErr w:type="spellStart"/>
+      <w:r>
+        <w:rPr>
+          <w:rFonts w:ascii="Times New Roman" w:hAnsi="Times New Roman" w:cs="Times New Roman"/>
+        </w:rPr>
+        <w:t>hak</w:t>
+      </w:r>
+      <w:proofErr w:type="spellEnd"/>
+      <w:r>
+        <w:rPr>
+          <w:rFonts w:ascii="Times New Roman" w:hAnsi="Times New Roman" w:cs="Times New Roman"/>
+        </w:rPr>
+        <w:t xml:space="preserve"> </w:t>
+      </w:r>
+      <w:proofErr w:type="spellStart"/>
+      <w:r>
+        <w:rPr>
+          <w:rFonts w:ascii="Times New Roman" w:hAnsi="Times New Roman" w:cs="Times New Roman"/>
+        </w:rPr>
+        <w:t>akses</w:t>
+      </w:r>
+      <w:proofErr w:type="spellEnd"/>
+      <w:r>
+        <w:rPr>
+          <w:rFonts w:ascii="Times New Roman" w:hAnsi="Times New Roman" w:cs="Times New Roman"/>
+        </w:rPr>
+        <w:t xml:space="preserve"> </w:t>
+      </w:r>
+      <w:proofErr w:type="spellStart"/>
+      <w:r>
+        <w:rPr>
+          <w:rFonts w:ascii="Times New Roman" w:hAnsi="Times New Roman" w:cs="Times New Roman"/>
+        </w:rPr>
+        <w:t>berbeda</w:t>
+      </w:r>
+      <w:proofErr w:type="spellEnd"/>
+      <w:r>
+        <w:rPr>
+          <w:rFonts w:ascii="Times New Roman" w:hAnsi="Times New Roman" w:cs="Times New Roman"/>
+        </w:rPr>
+        <w:t xml:space="preserve"> </w:t>
+      </w:r>
+      <w:proofErr w:type="spellStart"/>
+      <w:r>
+        <w:rPr>
+          <w:rFonts w:ascii="Times New Roman" w:hAnsi="Times New Roman" w:cs="Times New Roman"/>
+        </w:rPr>
+        <w:t>untuk</w:t>
+      </w:r>
+      <w:proofErr w:type="spellEnd"/>
+      <w:r>
+        <w:rPr>
+          <w:rFonts w:ascii="Times New Roman" w:hAnsi="Times New Roman" w:cs="Times New Roman"/>
+        </w:rPr>
+        <w:t xml:space="preserve"> 5 </w:t>
+      </w:r>
+      <w:proofErr w:type="spellStart"/>
+      <w:r>
+        <w:rPr>
+          <w:rFonts w:ascii="Times New Roman" w:hAnsi="Times New Roman" w:cs="Times New Roman"/>
+        </w:rPr>
+        <w:t>aktor</w:t>
       </w:r>
       <w:proofErr w:type="spellEnd"/>
       <w:r>
@@ -4089,7 +4477,7 @@
         <w:rPr>
           <w:rFonts w:ascii="Times New Roman" w:hAnsi="Times New Roman" w:cs="Times New Roman"/>
         </w:rPr>
-        <w:t>pengembangan</w:t>
+        <w:t>satu</w:t>
       </w:r>
       <w:proofErr w:type="spellEnd"/>
       <w:r>
@@ -4110,186 +4498,7 @@
         <w:rPr>
           <w:rFonts w:ascii="Times New Roman" w:hAnsi="Times New Roman" w:cs="Times New Roman"/>
         </w:rPr>
-        <w:t xml:space="preserve"> </w:t>
-      </w:r>
-      <w:r>
-        <w:rPr>
-          <w:rFonts w:ascii="Times New Roman" w:hAnsi="Times New Roman" w:cs="Times New Roman"/>
-          <w:i/>
-          <w:iCs/>
-        </w:rPr>
-        <w:t>backend</w:t>
-      </w:r>
-    </w:p>
-    <w:p>
-      <w:pPr>
-        <w:pStyle w:val="ListParagraph"/>
-        <w:spacing w:after="0" w:line="360" w:lineRule="auto"/>
-        <w:ind w:left="927"/>
-        <w:jc w:val="both"/>
-        <w:rPr>
-          <w:rFonts w:ascii="Times New Roman" w:hAnsi="Times New Roman" w:cs="Times New Roman"/>
-        </w:rPr>
-      </w:pPr>
-      <w:r>
-        <w:rPr>
-          <w:rFonts w:ascii="Times New Roman" w:hAnsi="Times New Roman" w:cs="Times New Roman"/>
-        </w:rPr>
-        <w:t xml:space="preserve">Dan </w:t>
-      </w:r>
-      <w:proofErr w:type="spellStart"/>
-      <w:r>
-        <w:rPr>
-          <w:rFonts w:ascii="Times New Roman" w:hAnsi="Times New Roman" w:cs="Times New Roman"/>
-        </w:rPr>
-        <w:t>menerapkan</w:t>
-      </w:r>
-      <w:proofErr w:type="spellEnd"/>
-      <w:r>
-        <w:rPr>
-          <w:rFonts w:ascii="Times New Roman" w:hAnsi="Times New Roman" w:cs="Times New Roman"/>
-        </w:rPr>
-        <w:t xml:space="preserve"> </w:t>
-      </w:r>
-      <w:proofErr w:type="spellStart"/>
-      <w:r>
-        <w:rPr>
-          <w:rFonts w:ascii="Times New Roman" w:hAnsi="Times New Roman" w:cs="Times New Roman"/>
-        </w:rPr>
-        <w:t>ilmu</w:t>
-      </w:r>
-      <w:proofErr w:type="spellEnd"/>
-      <w:r>
-        <w:rPr>
-          <w:rFonts w:ascii="Times New Roman" w:hAnsi="Times New Roman" w:cs="Times New Roman"/>
-        </w:rPr>
-        <w:t xml:space="preserve"> </w:t>
-      </w:r>
-      <w:proofErr w:type="spellStart"/>
-      <w:r>
-        <w:rPr>
-          <w:rFonts w:ascii="Times New Roman" w:hAnsi="Times New Roman" w:cs="Times New Roman"/>
-        </w:rPr>
-        <w:t>pemograman,memahami</w:t>
-      </w:r>
-      <w:proofErr w:type="spellEnd"/>
-      <w:r>
-        <w:rPr>
-          <w:rFonts w:ascii="Times New Roman" w:hAnsi="Times New Roman" w:cs="Times New Roman"/>
-        </w:rPr>
-        <w:t xml:space="preserve"> </w:t>
-      </w:r>
-      <w:proofErr w:type="spellStart"/>
-      <w:r>
-        <w:rPr>
-          <w:rFonts w:ascii="Times New Roman" w:hAnsi="Times New Roman" w:cs="Times New Roman"/>
-        </w:rPr>
-        <w:t>alur</w:t>
-      </w:r>
-      <w:proofErr w:type="spellEnd"/>
-      <w:r>
-        <w:rPr>
-          <w:rFonts w:ascii="Times New Roman" w:hAnsi="Times New Roman" w:cs="Times New Roman"/>
-        </w:rPr>
-        <w:t xml:space="preserve"> </w:t>
-      </w:r>
-      <w:proofErr w:type="spellStart"/>
-      <w:r>
-        <w:rPr>
-          <w:rFonts w:ascii="Times New Roman" w:hAnsi="Times New Roman" w:cs="Times New Roman"/>
-        </w:rPr>
-        <w:t>kerja</w:t>
-      </w:r>
-      <w:proofErr w:type="spellEnd"/>
-      <w:r>
-        <w:rPr>
-          <w:rFonts w:ascii="Times New Roman" w:hAnsi="Times New Roman" w:cs="Times New Roman"/>
-        </w:rPr>
-        <w:t xml:space="preserve"> </w:t>
-      </w:r>
-      <w:proofErr w:type="spellStart"/>
-      <w:r>
-        <w:rPr>
-          <w:rFonts w:ascii="Times New Roman" w:hAnsi="Times New Roman" w:cs="Times New Roman"/>
-        </w:rPr>
-        <w:t>sistem</w:t>
-      </w:r>
-      <w:proofErr w:type="spellEnd"/>
-      <w:r>
-        <w:rPr>
-          <w:rFonts w:ascii="Times New Roman" w:hAnsi="Times New Roman" w:cs="Times New Roman"/>
-        </w:rPr>
-        <w:t xml:space="preserve">, </w:t>
-      </w:r>
-      <w:proofErr w:type="spellStart"/>
-      <w:r>
-        <w:rPr>
-          <w:rFonts w:ascii="Times New Roman" w:hAnsi="Times New Roman" w:cs="Times New Roman"/>
-        </w:rPr>
-        <w:t>serta</w:t>
-      </w:r>
-      <w:proofErr w:type="spellEnd"/>
-      <w:r>
-        <w:rPr>
-          <w:rFonts w:ascii="Times New Roman" w:hAnsi="Times New Roman" w:cs="Times New Roman"/>
-        </w:rPr>
-        <w:t xml:space="preserve"> </w:t>
-      </w:r>
-      <w:proofErr w:type="spellStart"/>
-      <w:r>
-        <w:rPr>
-          <w:rFonts w:ascii="Times New Roman" w:hAnsi="Times New Roman" w:cs="Times New Roman"/>
-        </w:rPr>
-        <w:t>mengasah</w:t>
-      </w:r>
-      <w:proofErr w:type="spellEnd"/>
-      <w:r>
-        <w:rPr>
-          <w:rFonts w:ascii="Times New Roman" w:hAnsi="Times New Roman" w:cs="Times New Roman"/>
-        </w:rPr>
-        <w:t xml:space="preserve"> </w:t>
-      </w:r>
-      <w:proofErr w:type="spellStart"/>
-      <w:r>
-        <w:rPr>
-          <w:rFonts w:ascii="Times New Roman" w:hAnsi="Times New Roman" w:cs="Times New Roman"/>
-        </w:rPr>
-        <w:t>kemampuan</w:t>
-      </w:r>
-      <w:proofErr w:type="spellEnd"/>
-      <w:r>
-        <w:rPr>
-          <w:rFonts w:ascii="Times New Roman" w:hAnsi="Times New Roman" w:cs="Times New Roman"/>
-        </w:rPr>
-        <w:t xml:space="preserve"> </w:t>
-      </w:r>
-      <w:r>
-        <w:rPr>
-          <w:rFonts w:ascii="Times New Roman" w:hAnsi="Times New Roman" w:cs="Times New Roman"/>
-          <w:i/>
-          <w:iCs/>
-        </w:rPr>
-        <w:t>problem solving</w:t>
-      </w:r>
-      <w:r>
-        <w:rPr>
-          <w:rFonts w:ascii="Times New Roman" w:hAnsi="Times New Roman" w:cs="Times New Roman"/>
-        </w:rPr>
-        <w:t xml:space="preserve"> di </w:t>
-      </w:r>
-      <w:proofErr w:type="spellStart"/>
-      <w:r>
-        <w:rPr>
-          <w:rFonts w:ascii="Times New Roman" w:hAnsi="Times New Roman" w:cs="Times New Roman"/>
-        </w:rPr>
-        <w:t>bidang</w:t>
-      </w:r>
-      <w:proofErr w:type="spellEnd"/>
-      <w:r>
-        <w:rPr>
-          <w:rFonts w:ascii="Times New Roman" w:hAnsi="Times New Roman" w:cs="Times New Roman"/>
-        </w:rPr>
-        <w:t xml:space="preserve"> IT</w:t>
+        <w:t>.</w:t>
       </w:r>
     </w:p>
     <w:p>
@@ -4310,21 +4519,105 @@
         <w:rPr>
           <w:rFonts w:ascii="Times New Roman" w:hAnsi="Times New Roman" w:cs="Times New Roman"/>
         </w:rPr>
-        <w:t>Melatih</w:t>
-      </w:r>
-      <w:proofErr w:type="spellEnd"/>
-      <w:r>
-        <w:rPr>
-          <w:rFonts w:ascii="Times New Roman" w:hAnsi="Times New Roman" w:cs="Times New Roman"/>
-        </w:rPr>
-        <w:t xml:space="preserve"> </w:t>
-      </w:r>
-      <w:proofErr w:type="spellStart"/>
-      <w:r>
-        <w:rPr>
-          <w:rFonts w:ascii="Times New Roman" w:hAnsi="Times New Roman" w:cs="Times New Roman"/>
-        </w:rPr>
-        <w:t>kemampuan</w:t>
+        <w:t>Memahami</w:t>
+      </w:r>
+      <w:proofErr w:type="spellEnd"/>
+      <w:r>
+        <w:rPr>
+          <w:rFonts w:ascii="Times New Roman" w:hAnsi="Times New Roman" w:cs="Times New Roman"/>
+        </w:rPr>
+        <w:t xml:space="preserve"> </w:t>
+      </w:r>
+      <w:proofErr w:type="spellStart"/>
+      <w:r>
+        <w:rPr>
+          <w:rFonts w:ascii="Times New Roman" w:hAnsi="Times New Roman" w:cs="Times New Roman"/>
+        </w:rPr>
+        <w:t>penerapan</w:t>
+      </w:r>
+      <w:proofErr w:type="spellEnd"/>
+      <w:r>
+        <w:rPr>
+          <w:rFonts w:ascii="Times New Roman" w:hAnsi="Times New Roman" w:cs="Times New Roman"/>
+        </w:rPr>
+        <w:t xml:space="preserve"> </w:t>
+      </w:r>
+      <w:proofErr w:type="spellStart"/>
+      <w:r>
+        <w:rPr>
+          <w:rFonts w:ascii="Times New Roman" w:hAnsi="Times New Roman" w:cs="Times New Roman"/>
+        </w:rPr>
+        <w:t>keamanan</w:t>
+      </w:r>
+      <w:proofErr w:type="spellEnd"/>
+      <w:r>
+        <w:rPr>
+          <w:rFonts w:ascii="Times New Roman" w:hAnsi="Times New Roman" w:cs="Times New Roman"/>
+        </w:rPr>
+        <w:t xml:space="preserve"> data </w:t>
+      </w:r>
+      <w:proofErr w:type="spellStart"/>
+      <w:r>
+        <w:rPr>
+          <w:rFonts w:ascii="Times New Roman" w:hAnsi="Times New Roman" w:cs="Times New Roman"/>
+        </w:rPr>
+        <w:t>secara</w:t>
+      </w:r>
+      <w:proofErr w:type="spellEnd"/>
+      <w:r>
+        <w:rPr>
+          <w:rFonts w:ascii="Times New Roman" w:hAnsi="Times New Roman" w:cs="Times New Roman"/>
+        </w:rPr>
+        <w:t xml:space="preserve"> real, </w:t>
+      </w:r>
+      <w:proofErr w:type="spellStart"/>
+      <w:r>
+        <w:rPr>
+          <w:rFonts w:ascii="Times New Roman" w:hAnsi="Times New Roman" w:cs="Times New Roman"/>
+        </w:rPr>
+        <w:t>tidak</w:t>
+      </w:r>
+      <w:proofErr w:type="spellEnd"/>
+      <w:r>
+        <w:rPr>
+          <w:rFonts w:ascii="Times New Roman" w:hAnsi="Times New Roman" w:cs="Times New Roman"/>
+        </w:rPr>
+        <w:t xml:space="preserve"> </w:t>
+      </w:r>
+      <w:proofErr w:type="spellStart"/>
+      <w:r>
+        <w:rPr>
+          <w:rFonts w:ascii="Times New Roman" w:hAnsi="Times New Roman" w:cs="Times New Roman"/>
+        </w:rPr>
+        <w:t>hanya</w:t>
+      </w:r>
+      <w:proofErr w:type="spellEnd"/>
+      <w:r>
+        <w:rPr>
+          <w:rFonts w:ascii="Times New Roman" w:hAnsi="Times New Roman" w:cs="Times New Roman"/>
+        </w:rPr>
+        <w:t xml:space="preserve"> </w:t>
+      </w:r>
+      <w:proofErr w:type="spellStart"/>
+      <w:r>
+        <w:rPr>
+          <w:rFonts w:ascii="Times New Roman" w:hAnsi="Times New Roman" w:cs="Times New Roman"/>
+        </w:rPr>
+        <w:t>teori</w:t>
+      </w:r>
+      <w:proofErr w:type="spellEnd"/>
+      <w:r>
+        <w:rPr>
+          <w:rFonts w:ascii="Times New Roman" w:hAnsi="Times New Roman" w:cs="Times New Roman"/>
+        </w:rPr>
+        <w:t xml:space="preserve">, </w:t>
+      </w:r>
+      <w:proofErr w:type="spellStart"/>
+      <w:r>
+        <w:rPr>
+          <w:rFonts w:ascii="Times New Roman" w:hAnsi="Times New Roman" w:cs="Times New Roman"/>
+        </w:rPr>
+        <w:t>terutama</w:t>
       </w:r>
       <w:proofErr w:type="spellEnd"/>
       <w:r>
@@ -4352,298 +4645,44 @@
         <w:rPr>
           <w:rFonts w:ascii="Times New Roman" w:hAnsi="Times New Roman" w:cs="Times New Roman"/>
         </w:rPr>
-        <w:t>mengelola</w:t>
-      </w:r>
-      <w:proofErr w:type="spellEnd"/>
-      <w:r>
-        <w:rPr>
-          <w:rFonts w:ascii="Times New Roman" w:hAnsi="Times New Roman" w:cs="Times New Roman"/>
-        </w:rPr>
-        <w:t xml:space="preserve"> dan </w:t>
-      </w:r>
-      <w:proofErr w:type="spellStart"/>
-      <w:r>
-        <w:rPr>
-          <w:rFonts w:ascii="Times New Roman" w:hAnsi="Times New Roman" w:cs="Times New Roman"/>
-        </w:rPr>
-        <w:t>merapikan</w:t>
-      </w:r>
-      <w:proofErr w:type="spellEnd"/>
-      <w:r>
-        <w:rPr>
-          <w:rFonts w:ascii="Times New Roman" w:hAnsi="Times New Roman" w:cs="Times New Roman"/>
-        </w:rPr>
-        <w:t xml:space="preserve"> data </w:t>
-      </w:r>
-      <w:proofErr w:type="spellStart"/>
-      <w:r>
-        <w:rPr>
-          <w:rFonts w:ascii="Times New Roman" w:hAnsi="Times New Roman" w:cs="Times New Roman"/>
-        </w:rPr>
-        <w:t>secara</w:t>
-      </w:r>
-      <w:proofErr w:type="spellEnd"/>
-      <w:r>
-        <w:rPr>
-          <w:rFonts w:ascii="Times New Roman" w:hAnsi="Times New Roman" w:cs="Times New Roman"/>
-        </w:rPr>
-        <w:t xml:space="preserve"> digital.</w:t>
+        <w:t>menjaga</w:t>
+      </w:r>
+      <w:proofErr w:type="spellEnd"/>
+      <w:r>
+        <w:rPr>
+          <w:rFonts w:ascii="Times New Roman" w:hAnsi="Times New Roman" w:cs="Times New Roman"/>
+        </w:rPr>
+        <w:t xml:space="preserve"> </w:t>
+      </w:r>
+      <w:proofErr w:type="spellStart"/>
+      <w:r>
+        <w:rPr>
+          <w:rFonts w:ascii="Times New Roman" w:hAnsi="Times New Roman" w:cs="Times New Roman"/>
+        </w:rPr>
+        <w:t>kerahasiaan</w:t>
+      </w:r>
+      <w:proofErr w:type="spellEnd"/>
+      <w:r>
+        <w:rPr>
+          <w:rFonts w:ascii="Times New Roman" w:hAnsi="Times New Roman" w:cs="Times New Roman"/>
+        </w:rPr>
+        <w:t xml:space="preserve"> password</w:t>
+      </w:r>
+      <w:r>
+        <w:rPr>
+          <w:rFonts w:ascii="Times New Roman" w:hAnsi="Times New Roman" w:cs="Times New Roman"/>
+        </w:rPr>
+        <w:t>.</w:t>
       </w:r>
     </w:p>
     <w:p>
       <w:pPr>
-        <w:pStyle w:val="ListParagraph"/>
         <w:spacing w:after="0" w:line="360" w:lineRule="auto"/>
-        <w:ind w:left="927"/>
         <w:jc w:val="both"/>
         <w:rPr>
           <w:rFonts w:ascii="Times New Roman" w:hAnsi="Times New Roman" w:cs="Times New Roman"/>
         </w:rPr>
       </w:pPr>
-      <w:r>
-        <w:rPr>
-          <w:rFonts w:ascii="Times New Roman" w:hAnsi="Times New Roman" w:cs="Times New Roman"/>
-        </w:rPr>
-        <w:t xml:space="preserve">Dengan </w:t>
-      </w:r>
-      <w:proofErr w:type="spellStart"/>
-      <w:r>
-        <w:rPr>
-          <w:rFonts w:ascii="Times New Roman" w:hAnsi="Times New Roman" w:cs="Times New Roman"/>
-        </w:rPr>
-        <w:t>terlibat</w:t>
-      </w:r>
-      <w:proofErr w:type="spellEnd"/>
-      <w:r>
-        <w:rPr>
-          <w:rFonts w:ascii="Times New Roman" w:hAnsi="Times New Roman" w:cs="Times New Roman"/>
-        </w:rPr>
-        <w:t xml:space="preserve"> </w:t>
-      </w:r>
-      <w:proofErr w:type="spellStart"/>
-      <w:r>
-        <w:rPr>
-          <w:rFonts w:ascii="Times New Roman" w:hAnsi="Times New Roman" w:cs="Times New Roman"/>
-        </w:rPr>
-        <w:t>dalam</w:t>
-      </w:r>
-      <w:proofErr w:type="spellEnd"/>
-      <w:r>
-        <w:rPr>
-          <w:rFonts w:ascii="Times New Roman" w:hAnsi="Times New Roman" w:cs="Times New Roman"/>
-        </w:rPr>
-        <w:t xml:space="preserve"> Upaya </w:t>
-      </w:r>
-      <w:proofErr w:type="spellStart"/>
-      <w:r>
-        <w:rPr>
-          <w:rFonts w:ascii="Times New Roman" w:hAnsi="Times New Roman" w:cs="Times New Roman"/>
-        </w:rPr>
-        <w:t>meningkatkan</w:t>
-      </w:r>
-      <w:proofErr w:type="spellEnd"/>
-      <w:r>
-        <w:rPr>
-          <w:rFonts w:ascii="Times New Roman" w:hAnsi="Times New Roman" w:cs="Times New Roman"/>
-        </w:rPr>
-        <w:t xml:space="preserve"> </w:t>
-      </w:r>
-      <w:proofErr w:type="spellStart"/>
-      <w:r>
-        <w:rPr>
-          <w:rFonts w:ascii="Times New Roman" w:hAnsi="Times New Roman" w:cs="Times New Roman"/>
-        </w:rPr>
-        <w:t>efisiensi</w:t>
-      </w:r>
-      <w:proofErr w:type="spellEnd"/>
-      <w:r>
-        <w:rPr>
-          <w:rFonts w:ascii="Times New Roman" w:hAnsi="Times New Roman" w:cs="Times New Roman"/>
-        </w:rPr>
-        <w:t xml:space="preserve"> data </w:t>
-      </w:r>
-      <w:proofErr w:type="spellStart"/>
-      <w:r>
-        <w:rPr>
-          <w:rFonts w:ascii="Times New Roman" w:hAnsi="Times New Roman" w:cs="Times New Roman"/>
-        </w:rPr>
-        <w:t>pendaftaran</w:t>
-      </w:r>
-      <w:proofErr w:type="spellEnd"/>
-      <w:r>
-        <w:rPr>
-          <w:rFonts w:ascii="Times New Roman" w:hAnsi="Times New Roman" w:cs="Times New Roman"/>
-        </w:rPr>
-        <w:t xml:space="preserve"> </w:t>
-      </w:r>
-      <w:proofErr w:type="spellStart"/>
-      <w:r>
-        <w:rPr>
-          <w:rFonts w:ascii="Times New Roman" w:hAnsi="Times New Roman" w:cs="Times New Roman"/>
-        </w:rPr>
-        <w:t>pasien</w:t>
-      </w:r>
-      <w:proofErr w:type="spellEnd"/>
-      <w:r>
-        <w:rPr>
-          <w:rFonts w:ascii="Times New Roman" w:hAnsi="Times New Roman" w:cs="Times New Roman"/>
-        </w:rPr>
-        <w:t xml:space="preserve">, </w:t>
-      </w:r>
-      <w:proofErr w:type="spellStart"/>
-      <w:r>
-        <w:rPr>
-          <w:rFonts w:ascii="Times New Roman" w:hAnsi="Times New Roman" w:cs="Times New Roman"/>
-        </w:rPr>
-        <w:t>siswa</w:t>
-      </w:r>
-      <w:proofErr w:type="spellEnd"/>
-      <w:r>
-        <w:rPr>
-          <w:rFonts w:ascii="Times New Roman" w:hAnsi="Times New Roman" w:cs="Times New Roman"/>
-        </w:rPr>
-        <w:t xml:space="preserve"> </w:t>
-      </w:r>
-      <w:proofErr w:type="spellStart"/>
-      <w:r>
-        <w:rPr>
-          <w:rFonts w:ascii="Times New Roman" w:hAnsi="Times New Roman" w:cs="Times New Roman"/>
-        </w:rPr>
-        <w:t>belajar</w:t>
-      </w:r>
-      <w:proofErr w:type="spellEnd"/>
-      <w:r>
-        <w:rPr>
-          <w:rFonts w:ascii="Times New Roman" w:hAnsi="Times New Roman" w:cs="Times New Roman"/>
-        </w:rPr>
-        <w:t xml:space="preserve"> </w:t>
-      </w:r>
-      <w:proofErr w:type="spellStart"/>
-      <w:r>
-        <w:rPr>
-          <w:rFonts w:ascii="Times New Roman" w:hAnsi="Times New Roman" w:cs="Times New Roman"/>
-        </w:rPr>
-        <w:t>tentang</w:t>
-      </w:r>
-      <w:proofErr w:type="spellEnd"/>
-      <w:r>
-        <w:rPr>
-          <w:rFonts w:ascii="Times New Roman" w:hAnsi="Times New Roman" w:cs="Times New Roman"/>
-        </w:rPr>
-        <w:t xml:space="preserve"> </w:t>
-      </w:r>
-      <w:proofErr w:type="spellStart"/>
-      <w:r>
-        <w:rPr>
-          <w:rFonts w:ascii="Times New Roman" w:hAnsi="Times New Roman" w:cs="Times New Roman"/>
-        </w:rPr>
-        <w:t>struktur</w:t>
-      </w:r>
-      <w:proofErr w:type="spellEnd"/>
-      <w:r>
-        <w:rPr>
-          <w:rFonts w:ascii="Times New Roman" w:hAnsi="Times New Roman" w:cs="Times New Roman"/>
-        </w:rPr>
-        <w:t xml:space="preserve"> data dan </w:t>
-      </w:r>
-      <w:proofErr w:type="spellStart"/>
-      <w:r>
-        <w:rPr>
-          <w:rFonts w:ascii="Times New Roman" w:hAnsi="Times New Roman" w:cs="Times New Roman"/>
-        </w:rPr>
-        <w:t>bagaimana</w:t>
-      </w:r>
-      <w:proofErr w:type="spellEnd"/>
-      <w:r>
-        <w:rPr>
-          <w:rFonts w:ascii="Times New Roman" w:hAnsi="Times New Roman" w:cs="Times New Roman"/>
-        </w:rPr>
-        <w:t xml:space="preserve"> </w:t>
-      </w:r>
-      <w:proofErr w:type="spellStart"/>
-      <w:r>
-        <w:rPr>
-          <w:rFonts w:ascii="Times New Roman" w:hAnsi="Times New Roman" w:cs="Times New Roman"/>
-        </w:rPr>
-        <w:t>sistem</w:t>
-      </w:r>
-      <w:proofErr w:type="spellEnd"/>
-      <w:r>
-        <w:rPr>
-          <w:rFonts w:ascii="Times New Roman" w:hAnsi="Times New Roman" w:cs="Times New Roman"/>
-        </w:rPr>
-        <w:t xml:space="preserve"> digital </w:t>
-      </w:r>
-      <w:proofErr w:type="spellStart"/>
-      <w:r>
-        <w:rPr>
-          <w:rFonts w:ascii="Times New Roman" w:hAnsi="Times New Roman" w:cs="Times New Roman"/>
-        </w:rPr>
-        <w:t>dapat</w:t>
-      </w:r>
-      <w:proofErr w:type="spellEnd"/>
-      <w:r>
-        <w:rPr>
-          <w:rFonts w:ascii="Times New Roman" w:hAnsi="Times New Roman" w:cs="Times New Roman"/>
-        </w:rPr>
-        <w:t xml:space="preserve"> </w:t>
-      </w:r>
-      <w:proofErr w:type="spellStart"/>
-      <w:r>
-        <w:rPr>
-          <w:rFonts w:ascii="Times New Roman" w:hAnsi="Times New Roman" w:cs="Times New Roman"/>
-        </w:rPr>
-        <w:t>memudahkan</w:t>
-      </w:r>
-      <w:proofErr w:type="spellEnd"/>
-      <w:r>
-        <w:rPr>
-          <w:rFonts w:ascii="Times New Roman" w:hAnsi="Times New Roman" w:cs="Times New Roman"/>
-        </w:rPr>
-        <w:t xml:space="preserve"> </w:t>
-      </w:r>
-      <w:proofErr w:type="spellStart"/>
-      <w:r>
-        <w:rPr>
-          <w:rFonts w:ascii="Times New Roman" w:hAnsi="Times New Roman" w:cs="Times New Roman"/>
-        </w:rPr>
-        <w:t>pengelolaan</w:t>
-      </w:r>
-      <w:proofErr w:type="spellEnd"/>
-      <w:r>
-        <w:rPr>
-          <w:rFonts w:ascii="Times New Roman" w:hAnsi="Times New Roman" w:cs="Times New Roman"/>
-        </w:rPr>
-        <w:t xml:space="preserve"> </w:t>
-      </w:r>
-      <w:proofErr w:type="spellStart"/>
-      <w:r>
-        <w:rPr>
-          <w:rFonts w:ascii="Times New Roman" w:hAnsi="Times New Roman" w:cs="Times New Roman"/>
-        </w:rPr>
-        <w:t>informasi</w:t>
-      </w:r>
-      <w:proofErr w:type="spellEnd"/>
-      <w:r>
-        <w:rPr>
-          <w:rFonts w:ascii="Times New Roman" w:hAnsi="Times New Roman" w:cs="Times New Roman"/>
-        </w:rPr>
-        <w:t xml:space="preserve"> di </w:t>
-      </w:r>
-      <w:proofErr w:type="spellStart"/>
-      <w:r>
-        <w:rPr>
-          <w:rFonts w:ascii="Times New Roman" w:hAnsi="Times New Roman" w:cs="Times New Roman"/>
-        </w:rPr>
-        <w:t>klinik</w:t>
-      </w:r>
-      <w:proofErr w:type="spellEnd"/>
-      <w:r>
-        <w:rPr>
-          <w:rFonts w:ascii="Times New Roman" w:hAnsi="Times New Roman" w:cs="Times New Roman"/>
-        </w:rPr>
-        <w:t>.</w:t>
-      </w:r>
     </w:p>
     <w:p>
       <w:pPr>
@@ -5099,85 +5138,364 @@
         <w:rPr>
           <w:rFonts w:ascii="Times New Roman" w:hAnsi="Times New Roman" w:cs="Times New Roman"/>
         </w:rPr>
-        <w:t>Meningkatkan</w:t>
-      </w:r>
-      <w:proofErr w:type="spellEnd"/>
-      <w:r>
-        <w:rPr>
-          <w:rFonts w:ascii="Times New Roman" w:hAnsi="Times New Roman" w:cs="Times New Roman"/>
-        </w:rPr>
-        <w:t xml:space="preserve"> </w:t>
-      </w:r>
-      <w:proofErr w:type="spellStart"/>
-      <w:r>
-        <w:rPr>
-          <w:rFonts w:ascii="Times New Roman" w:hAnsi="Times New Roman" w:cs="Times New Roman"/>
-        </w:rPr>
-        <w:t>citra</w:t>
-      </w:r>
-      <w:proofErr w:type="spellEnd"/>
-      <w:r>
-        <w:rPr>
-          <w:rFonts w:ascii="Times New Roman" w:hAnsi="Times New Roman" w:cs="Times New Roman"/>
-        </w:rPr>
-        <w:t xml:space="preserve"> </w:t>
-      </w:r>
-      <w:proofErr w:type="spellStart"/>
-      <w:r>
-        <w:rPr>
-          <w:rFonts w:ascii="Times New Roman" w:hAnsi="Times New Roman" w:cs="Times New Roman"/>
-        </w:rPr>
-        <w:t>positif</w:t>
-      </w:r>
-      <w:proofErr w:type="spellEnd"/>
-      <w:r>
-        <w:rPr>
-          <w:rFonts w:ascii="Times New Roman" w:hAnsi="Times New Roman" w:cs="Times New Roman"/>
-        </w:rPr>
-        <w:t xml:space="preserve"> </w:t>
-      </w:r>
-      <w:proofErr w:type="spellStart"/>
-      <w:r>
-        <w:rPr>
-          <w:rFonts w:ascii="Times New Roman" w:hAnsi="Times New Roman" w:cs="Times New Roman"/>
-        </w:rPr>
-        <w:t>sekolah</w:t>
-      </w:r>
-      <w:proofErr w:type="spellEnd"/>
-      <w:r>
-        <w:rPr>
-          <w:rFonts w:ascii="Times New Roman" w:hAnsi="Times New Roman" w:cs="Times New Roman"/>
-        </w:rPr>
-        <w:t xml:space="preserve"> di </w:t>
-      </w:r>
-      <w:proofErr w:type="spellStart"/>
-      <w:r>
-        <w:rPr>
-          <w:rFonts w:ascii="Times New Roman" w:hAnsi="Times New Roman" w:cs="Times New Roman"/>
-        </w:rPr>
-        <w:t>mata</w:t>
-      </w:r>
-      <w:proofErr w:type="spellEnd"/>
-      <w:r>
-        <w:rPr>
-          <w:rFonts w:ascii="Times New Roman" w:hAnsi="Times New Roman" w:cs="Times New Roman"/>
-        </w:rPr>
-        <w:t xml:space="preserve"> dunia </w:t>
-      </w:r>
-      <w:proofErr w:type="spellStart"/>
-      <w:r>
-        <w:rPr>
-          <w:rFonts w:ascii="Times New Roman" w:hAnsi="Times New Roman" w:cs="Times New Roman"/>
-        </w:rPr>
-        <w:t>industri</w:t>
-      </w:r>
-      <w:proofErr w:type="spellEnd"/>
+        <w:t>Menambah</w:t>
+      </w:r>
+      <w:proofErr w:type="spellEnd"/>
+      <w:r>
+        <w:rPr>
+          <w:rFonts w:ascii="Times New Roman" w:hAnsi="Times New Roman" w:cs="Times New Roman"/>
+        </w:rPr>
+        <w:t xml:space="preserve"> </w:t>
+      </w:r>
+      <w:proofErr w:type="spellStart"/>
+      <w:r>
+        <w:rPr>
+          <w:rFonts w:ascii="Times New Roman" w:hAnsi="Times New Roman" w:cs="Times New Roman"/>
+        </w:rPr>
+        <w:t>referensi</w:t>
+      </w:r>
+      <w:proofErr w:type="spellEnd"/>
+      <w:r>
+        <w:rPr>
+          <w:rFonts w:ascii="Times New Roman" w:hAnsi="Times New Roman" w:cs="Times New Roman"/>
+        </w:rPr>
+        <w:t xml:space="preserve"> project PKL </w:t>
+      </w:r>
+      <w:proofErr w:type="spellStart"/>
+      <w:r>
+        <w:rPr>
+          <w:rFonts w:ascii="Times New Roman" w:hAnsi="Times New Roman" w:cs="Times New Roman"/>
+        </w:rPr>
+        <w:t>berbasis</w:t>
+      </w:r>
+      <w:proofErr w:type="spellEnd"/>
+      <w:r>
+        <w:rPr>
+          <w:rFonts w:ascii="Times New Roman" w:hAnsi="Times New Roman" w:cs="Times New Roman"/>
+        </w:rPr>
+        <w:t xml:space="preserve"> </w:t>
+      </w:r>
+      <w:r>
+        <w:rPr>
+          <w:rFonts w:ascii="Times New Roman" w:hAnsi="Times New Roman" w:cs="Times New Roman"/>
+        </w:rPr>
+        <w:t xml:space="preserve">Express JS yang </w:t>
+      </w:r>
+      <w:proofErr w:type="spellStart"/>
+      <w:r>
+        <w:rPr>
+          <w:rFonts w:ascii="Times New Roman" w:hAnsi="Times New Roman" w:cs="Times New Roman"/>
+        </w:rPr>
+        <w:t>dapat</w:t>
+      </w:r>
+      <w:proofErr w:type="spellEnd"/>
+      <w:r>
+        <w:rPr>
+          <w:rFonts w:ascii="Times New Roman" w:hAnsi="Times New Roman" w:cs="Times New Roman"/>
+        </w:rPr>
+        <w:t xml:space="preserve"> </w:t>
+      </w:r>
+      <w:proofErr w:type="spellStart"/>
+      <w:r>
+        <w:rPr>
+          <w:rFonts w:ascii="Times New Roman" w:hAnsi="Times New Roman" w:cs="Times New Roman"/>
+        </w:rPr>
+        <w:t>digunakan</w:t>
+      </w:r>
+      <w:proofErr w:type="spellEnd"/>
+      <w:r>
+        <w:rPr>
+          <w:rFonts w:ascii="Times New Roman" w:hAnsi="Times New Roman" w:cs="Times New Roman"/>
+        </w:rPr>
+        <w:t xml:space="preserve"> </w:t>
+      </w:r>
+      <w:proofErr w:type="spellStart"/>
+      <w:r>
+        <w:rPr>
+          <w:rFonts w:ascii="Times New Roman" w:hAnsi="Times New Roman" w:cs="Times New Roman"/>
+        </w:rPr>
+        <w:t>sebagai</w:t>
+      </w:r>
+      <w:proofErr w:type="spellEnd"/>
+      <w:r>
+        <w:rPr>
+          <w:rFonts w:ascii="Times New Roman" w:hAnsi="Times New Roman" w:cs="Times New Roman"/>
+        </w:rPr>
+        <w:t xml:space="preserve"> </w:t>
+      </w:r>
+      <w:proofErr w:type="spellStart"/>
+      <w:r>
+        <w:rPr>
+          <w:rFonts w:ascii="Times New Roman" w:hAnsi="Times New Roman" w:cs="Times New Roman"/>
+        </w:rPr>
+        <w:t>bahan</w:t>
+      </w:r>
+      <w:proofErr w:type="spellEnd"/>
+      <w:r>
+        <w:rPr>
+          <w:rFonts w:ascii="Times New Roman" w:hAnsi="Times New Roman" w:cs="Times New Roman"/>
+        </w:rPr>
+        <w:t xml:space="preserve"> ajar </w:t>
+      </w:r>
+      <w:proofErr w:type="spellStart"/>
+      <w:r>
+        <w:rPr>
+          <w:rFonts w:ascii="Times New Roman" w:hAnsi="Times New Roman" w:cs="Times New Roman"/>
+        </w:rPr>
+        <w:t>praktik</w:t>
+      </w:r>
+      <w:proofErr w:type="spellEnd"/>
+      <w:r>
+        <w:rPr>
+          <w:rFonts w:ascii="Times New Roman" w:hAnsi="Times New Roman" w:cs="Times New Roman"/>
+        </w:rPr>
+        <w:t xml:space="preserve"> </w:t>
+      </w:r>
+      <w:proofErr w:type="spellStart"/>
+      <w:r>
+        <w:rPr>
+          <w:rFonts w:ascii="Times New Roman" w:hAnsi="Times New Roman" w:cs="Times New Roman"/>
+        </w:rPr>
+        <w:t>untuk</w:t>
+      </w:r>
+      <w:proofErr w:type="spellEnd"/>
+      <w:r>
+        <w:rPr>
+          <w:rFonts w:ascii="Times New Roman" w:hAnsi="Times New Roman" w:cs="Times New Roman"/>
+        </w:rPr>
+        <w:t xml:space="preserve"> </w:t>
+      </w:r>
+      <w:proofErr w:type="spellStart"/>
+      <w:r>
+        <w:rPr>
+          <w:rFonts w:ascii="Times New Roman" w:hAnsi="Times New Roman" w:cs="Times New Roman"/>
+        </w:rPr>
+        <w:t>materi</w:t>
+      </w:r>
+      <w:proofErr w:type="spellEnd"/>
+      <w:r>
+        <w:rPr>
+          <w:rFonts w:ascii="Times New Roman" w:hAnsi="Times New Roman" w:cs="Times New Roman"/>
+        </w:rPr>
+        <w:t xml:space="preserve"> backend dan </w:t>
+      </w:r>
+      <w:proofErr w:type="spellStart"/>
+      <w:r>
+        <w:rPr>
+          <w:rFonts w:ascii="Times New Roman" w:hAnsi="Times New Roman" w:cs="Times New Roman"/>
+        </w:rPr>
+        <w:t>manajemen</w:t>
+      </w:r>
+      <w:proofErr w:type="spellEnd"/>
+      <w:r>
+        <w:rPr>
+          <w:rFonts w:ascii="Times New Roman" w:hAnsi="Times New Roman" w:cs="Times New Roman"/>
+        </w:rPr>
+        <w:t xml:space="preserve"> database.</w:t>
+      </w:r>
+    </w:p>
+    <w:p>
+      <w:pPr>
+        <w:pStyle w:val="ListParagraph"/>
+        <w:numPr>
+          <w:ilvl w:val="0"/>
+          <w:numId w:val="3"/>
+        </w:numPr>
+        <w:spacing w:after="0" w:line="360" w:lineRule="auto"/>
+        <w:jc w:val="both"/>
+        <w:rPr>
+          <w:rFonts w:ascii="Times New Roman" w:hAnsi="Times New Roman" w:cs="Times New Roman"/>
+        </w:rPr>
+      </w:pPr>
+      <w:proofErr w:type="spellStart"/>
+      <w:r>
+        <w:rPr>
+          <w:rFonts w:ascii="Times New Roman" w:hAnsi="Times New Roman" w:cs="Times New Roman"/>
+        </w:rPr>
+        <w:t>Dapat</w:t>
+      </w:r>
+      <w:proofErr w:type="spellEnd"/>
+      <w:r>
+        <w:rPr>
+          <w:rFonts w:ascii="Times New Roman" w:hAnsi="Times New Roman" w:cs="Times New Roman"/>
+        </w:rPr>
+        <w:t xml:space="preserve"> </w:t>
+      </w:r>
+      <w:proofErr w:type="spellStart"/>
+      <w:r>
+        <w:rPr>
+          <w:rFonts w:ascii="Times New Roman" w:hAnsi="Times New Roman" w:cs="Times New Roman"/>
+        </w:rPr>
+        <w:t>dijadikan</w:t>
+      </w:r>
+      <w:proofErr w:type="spellEnd"/>
+      <w:r>
+        <w:rPr>
+          <w:rFonts w:ascii="Times New Roman" w:hAnsi="Times New Roman" w:cs="Times New Roman"/>
+        </w:rPr>
+        <w:t xml:space="preserve"> </w:t>
+      </w:r>
+      <w:proofErr w:type="spellStart"/>
+      <w:r>
+        <w:rPr>
+          <w:rFonts w:ascii="Times New Roman" w:hAnsi="Times New Roman" w:cs="Times New Roman"/>
+        </w:rPr>
+        <w:t>referensi</w:t>
+      </w:r>
+      <w:proofErr w:type="spellEnd"/>
+      <w:r>
+        <w:rPr>
+          <w:rFonts w:ascii="Times New Roman" w:hAnsi="Times New Roman" w:cs="Times New Roman"/>
+        </w:rPr>
+        <w:t xml:space="preserve"> dan </w:t>
+      </w:r>
+      <w:proofErr w:type="spellStart"/>
+      <w:r>
+        <w:rPr>
+          <w:rFonts w:ascii="Times New Roman" w:hAnsi="Times New Roman" w:cs="Times New Roman"/>
+        </w:rPr>
+        <w:t>studi</w:t>
+      </w:r>
+      <w:proofErr w:type="spellEnd"/>
+      <w:r>
+        <w:rPr>
+          <w:rFonts w:ascii="Times New Roman" w:hAnsi="Times New Roman" w:cs="Times New Roman"/>
+        </w:rPr>
+        <w:t xml:space="preserve"> </w:t>
+      </w:r>
+      <w:proofErr w:type="spellStart"/>
+      <w:r>
+        <w:rPr>
+          <w:rFonts w:ascii="Times New Roman" w:hAnsi="Times New Roman" w:cs="Times New Roman"/>
+        </w:rPr>
+        <w:t>kasus</w:t>
+      </w:r>
+      <w:proofErr w:type="spellEnd"/>
+      <w:r>
+        <w:rPr>
+          <w:rFonts w:ascii="Times New Roman" w:hAnsi="Times New Roman" w:cs="Times New Roman"/>
+        </w:rPr>
+        <w:t xml:space="preserve"> </w:t>
+      </w:r>
+      <w:proofErr w:type="spellStart"/>
+      <w:r>
+        <w:rPr>
+          <w:rFonts w:ascii="Times New Roman" w:hAnsi="Times New Roman" w:cs="Times New Roman"/>
+        </w:rPr>
+        <w:t>pembelajaran</w:t>
+      </w:r>
+      <w:proofErr w:type="spellEnd"/>
+      <w:r>
+        <w:rPr>
+          <w:rFonts w:ascii="Times New Roman" w:hAnsi="Times New Roman" w:cs="Times New Roman"/>
+        </w:rPr>
+        <w:t xml:space="preserve"> </w:t>
+      </w:r>
+      <w:proofErr w:type="spellStart"/>
+      <w:r>
+        <w:rPr>
+          <w:rFonts w:ascii="Times New Roman" w:hAnsi="Times New Roman" w:cs="Times New Roman"/>
+        </w:rPr>
+        <w:t>untuk</w:t>
+      </w:r>
+      <w:proofErr w:type="spellEnd"/>
+      <w:r>
+        <w:rPr>
+          <w:rFonts w:ascii="Times New Roman" w:hAnsi="Times New Roman" w:cs="Times New Roman"/>
+        </w:rPr>
+        <w:t xml:space="preserve"> </w:t>
+      </w:r>
+      <w:proofErr w:type="spellStart"/>
+      <w:r>
+        <w:rPr>
+          <w:rFonts w:ascii="Times New Roman" w:hAnsi="Times New Roman" w:cs="Times New Roman"/>
+        </w:rPr>
+        <w:t>adik</w:t>
+      </w:r>
+      <w:proofErr w:type="spellEnd"/>
+      <w:r>
+        <w:rPr>
+          <w:rFonts w:ascii="Times New Roman" w:hAnsi="Times New Roman" w:cs="Times New Roman"/>
+        </w:rPr>
+        <w:t xml:space="preserve"> </w:t>
+      </w:r>
+      <w:proofErr w:type="spellStart"/>
+      <w:r>
+        <w:rPr>
+          <w:rFonts w:ascii="Times New Roman" w:hAnsi="Times New Roman" w:cs="Times New Roman"/>
+        </w:rPr>
+        <w:t>kelas</w:t>
+      </w:r>
+      <w:proofErr w:type="spellEnd"/>
+      <w:r>
+        <w:rPr>
+          <w:rFonts w:ascii="Times New Roman" w:hAnsi="Times New Roman" w:cs="Times New Roman"/>
+        </w:rPr>
+        <w:t xml:space="preserve"> </w:t>
+      </w:r>
+      <w:proofErr w:type="spellStart"/>
+      <w:r>
+        <w:rPr>
+          <w:rFonts w:ascii="Times New Roman" w:hAnsi="Times New Roman" w:cs="Times New Roman"/>
+        </w:rPr>
+        <w:t>terkait</w:t>
+      </w:r>
+      <w:proofErr w:type="spellEnd"/>
+      <w:r>
+        <w:rPr>
+          <w:rFonts w:ascii="Times New Roman" w:hAnsi="Times New Roman" w:cs="Times New Roman"/>
+        </w:rPr>
+        <w:t xml:space="preserve"> </w:t>
+      </w:r>
+      <w:proofErr w:type="spellStart"/>
+      <w:r>
+        <w:rPr>
+          <w:rFonts w:ascii="Times New Roman" w:hAnsi="Times New Roman" w:cs="Times New Roman"/>
+        </w:rPr>
+        <w:t>implementasi</w:t>
+      </w:r>
+      <w:proofErr w:type="spellEnd"/>
+      <w:r>
+        <w:rPr>
+          <w:rFonts w:ascii="Times New Roman" w:hAnsi="Times New Roman" w:cs="Times New Roman"/>
+        </w:rPr>
+        <w:t xml:space="preserve"> JWT dan </w:t>
+      </w:r>
+      <w:proofErr w:type="spellStart"/>
+      <w:r>
+        <w:rPr>
+          <w:rFonts w:ascii="Times New Roman" w:hAnsi="Times New Roman" w:cs="Times New Roman"/>
+        </w:rPr>
+        <w:t>Bcrypt</w:t>
+      </w:r>
+      <w:proofErr w:type="spellEnd"/>
+      <w:r>
+        <w:rPr>
+          <w:rFonts w:ascii="Times New Roman" w:hAnsi="Times New Roman" w:cs="Times New Roman"/>
+        </w:rPr>
+        <w:t xml:space="preserve"> pada framework Express</w:t>
+      </w:r>
+      <w:r>
+        <w:rPr>
+          <w:rFonts w:ascii="Times New Roman" w:hAnsi="Times New Roman" w:cs="Times New Roman"/>
+        </w:rPr>
+        <w:t xml:space="preserve"> JS</w:t>
+      </w:r>
       <w:r>
         <w:rPr>
           <w:rFonts w:ascii="Times New Roman" w:hAnsi="Times New Roman" w:cs="Times New Roman"/>
         </w:rPr>
         <w:t>.</w:t>
       </w:r>
+    </w:p>
+    <w:p>
+      <w:pPr>
+        <w:spacing w:after="0" w:line="360" w:lineRule="auto"/>
+        <w:jc w:val="both"/>
+        <w:rPr>
+          <w:rFonts w:ascii="Times New Roman" w:hAnsi="Times New Roman" w:cs="Times New Roman"/>
+        </w:rPr>
+      </w:pPr>
     </w:p>
     <w:p>
       <w:pPr>
@@ -5497,11 +5815,47 @@
           <w:rFonts w:ascii="Times New Roman" w:hAnsi="Times New Roman" w:cs="Times New Roman"/>
         </w:rPr>
       </w:pPr>
-      <w:r>
-        <w:rPr>
-          <w:rFonts w:ascii="Times New Roman" w:hAnsi="Times New Roman" w:cs="Times New Roman"/>
-        </w:rPr>
-        <w:t xml:space="preserve">Perusahaan </w:t>
+      <w:proofErr w:type="spellStart"/>
+      <w:r>
+        <w:rPr>
+          <w:rFonts w:ascii="Times New Roman" w:hAnsi="Times New Roman" w:cs="Times New Roman"/>
+        </w:rPr>
+        <w:t>Mendapatkan</w:t>
+      </w:r>
+      <w:proofErr w:type="spellEnd"/>
+      <w:r>
+        <w:rPr>
+          <w:rFonts w:ascii="Times New Roman" w:hAnsi="Times New Roman" w:cs="Times New Roman"/>
+        </w:rPr>
+        <w:t xml:space="preserve"> </w:t>
+      </w:r>
+      <w:proofErr w:type="spellStart"/>
+      <w:r>
+        <w:rPr>
+          <w:rFonts w:ascii="Times New Roman" w:hAnsi="Times New Roman" w:cs="Times New Roman"/>
+        </w:rPr>
+        <w:t>prototipe</w:t>
+      </w:r>
+      <w:proofErr w:type="spellEnd"/>
+      <w:r>
+        <w:rPr>
+          <w:rFonts w:ascii="Times New Roman" w:hAnsi="Times New Roman" w:cs="Times New Roman"/>
+        </w:rPr>
+        <w:t xml:space="preserve"> </w:t>
+      </w:r>
+      <w:proofErr w:type="spellStart"/>
+      <w:r>
+        <w:rPr>
+          <w:rFonts w:ascii="Times New Roman" w:hAnsi="Times New Roman" w:cs="Times New Roman"/>
+        </w:rPr>
+        <w:t>sistem</w:t>
+      </w:r>
+      <w:proofErr w:type="spellEnd"/>
+      <w:r>
+        <w:rPr>
+          <w:rFonts w:ascii="Times New Roman" w:hAnsi="Times New Roman" w:cs="Times New Roman"/>
+        </w:rPr>
+        <w:t xml:space="preserve"> backend yang </w:t>
       </w:r>
       <w:proofErr w:type="spellStart"/>
       <w:r>
@@ -5522,7 +5876,301 @@
         <w:rPr>
           <w:rFonts w:ascii="Times New Roman" w:hAnsi="Times New Roman" w:cs="Times New Roman"/>
         </w:rPr>
-        <w:t>melihat</w:t>
+        <w:t>membantu</w:t>
+      </w:r>
+      <w:proofErr w:type="spellEnd"/>
+      <w:r>
+        <w:rPr>
+          <w:rFonts w:ascii="Times New Roman" w:hAnsi="Times New Roman" w:cs="Times New Roman"/>
+        </w:rPr>
+        <w:t xml:space="preserve"> </w:t>
+      </w:r>
+      <w:proofErr w:type="spellStart"/>
+      <w:r>
+        <w:rPr>
+          <w:rFonts w:ascii="Times New Roman" w:hAnsi="Times New Roman" w:cs="Times New Roman"/>
+        </w:rPr>
+        <w:t>mengotomatisasi</w:t>
+      </w:r>
+      <w:proofErr w:type="spellEnd"/>
+      <w:r>
+        <w:rPr>
+          <w:rFonts w:ascii="Times New Roman" w:hAnsi="Times New Roman" w:cs="Times New Roman"/>
+        </w:rPr>
+        <w:t xml:space="preserve"> </w:t>
+      </w:r>
+      <w:proofErr w:type="spellStart"/>
+      <w:r>
+        <w:rPr>
+          <w:rFonts w:ascii="Times New Roman" w:hAnsi="Times New Roman" w:cs="Times New Roman"/>
+        </w:rPr>
+        <w:t>alur</w:t>
+      </w:r>
+      <w:proofErr w:type="spellEnd"/>
+      <w:r>
+        <w:rPr>
+          <w:rFonts w:ascii="Times New Roman" w:hAnsi="Times New Roman" w:cs="Times New Roman"/>
+        </w:rPr>
+        <w:t xml:space="preserve"> </w:t>
+      </w:r>
+      <w:proofErr w:type="spellStart"/>
+      <w:r>
+        <w:rPr>
+          <w:rFonts w:ascii="Times New Roman" w:hAnsi="Times New Roman" w:cs="Times New Roman"/>
+        </w:rPr>
+        <w:t>pendaftaran</w:t>
+      </w:r>
+      <w:proofErr w:type="spellEnd"/>
+      <w:r>
+        <w:rPr>
+          <w:rFonts w:ascii="Times New Roman" w:hAnsi="Times New Roman" w:cs="Times New Roman"/>
+        </w:rPr>
+        <w:t xml:space="preserve">, </w:t>
+      </w:r>
+      <w:proofErr w:type="spellStart"/>
+      <w:r>
+        <w:rPr>
+          <w:rFonts w:ascii="Times New Roman" w:hAnsi="Times New Roman" w:cs="Times New Roman"/>
+        </w:rPr>
+        <w:t>antrean</w:t>
+      </w:r>
+      <w:proofErr w:type="spellEnd"/>
+      <w:r>
+        <w:rPr>
+          <w:rFonts w:ascii="Times New Roman" w:hAnsi="Times New Roman" w:cs="Times New Roman"/>
+        </w:rPr>
+        <w:t xml:space="preserve">, dan </w:t>
+      </w:r>
+      <w:proofErr w:type="spellStart"/>
+      <w:r>
+        <w:rPr>
+          <w:rFonts w:ascii="Times New Roman" w:hAnsi="Times New Roman" w:cs="Times New Roman"/>
+        </w:rPr>
+        <w:t>rekam</w:t>
+      </w:r>
+      <w:proofErr w:type="spellEnd"/>
+      <w:r>
+        <w:rPr>
+          <w:rFonts w:ascii="Times New Roman" w:hAnsi="Times New Roman" w:cs="Times New Roman"/>
+        </w:rPr>
+        <w:t xml:space="preserve"> </w:t>
+      </w:r>
+      <w:proofErr w:type="spellStart"/>
+      <w:r>
+        <w:rPr>
+          <w:rFonts w:ascii="Times New Roman" w:hAnsi="Times New Roman" w:cs="Times New Roman"/>
+        </w:rPr>
+        <w:t>medis</w:t>
+      </w:r>
+      <w:proofErr w:type="spellEnd"/>
+      <w:r>
+        <w:rPr>
+          <w:rFonts w:ascii="Times New Roman" w:hAnsi="Times New Roman" w:cs="Times New Roman"/>
+        </w:rPr>
+        <w:t xml:space="preserve"> </w:t>
+      </w:r>
+      <w:proofErr w:type="spellStart"/>
+      <w:r>
+        <w:rPr>
+          <w:rFonts w:ascii="Times New Roman" w:hAnsi="Times New Roman" w:cs="Times New Roman"/>
+        </w:rPr>
+        <w:t>sehingga</w:t>
+      </w:r>
+      <w:proofErr w:type="spellEnd"/>
+      <w:r>
+        <w:rPr>
+          <w:rFonts w:ascii="Times New Roman" w:hAnsi="Times New Roman" w:cs="Times New Roman"/>
+        </w:rPr>
+        <w:t xml:space="preserve"> </w:t>
+      </w:r>
+      <w:proofErr w:type="spellStart"/>
+      <w:r>
+        <w:rPr>
+          <w:rFonts w:ascii="Times New Roman" w:hAnsi="Times New Roman" w:cs="Times New Roman"/>
+        </w:rPr>
+        <w:t>dapat</w:t>
+      </w:r>
+      <w:proofErr w:type="spellEnd"/>
+      <w:r>
+        <w:rPr>
+          <w:rFonts w:ascii="Times New Roman" w:hAnsi="Times New Roman" w:cs="Times New Roman"/>
+        </w:rPr>
+        <w:t xml:space="preserve"> </w:t>
+      </w:r>
+      <w:proofErr w:type="spellStart"/>
+      <w:r>
+        <w:rPr>
+          <w:rFonts w:ascii="Times New Roman" w:hAnsi="Times New Roman" w:cs="Times New Roman"/>
+        </w:rPr>
+        <w:t>mendukung</w:t>
+      </w:r>
+      <w:proofErr w:type="spellEnd"/>
+      <w:r>
+        <w:rPr>
+          <w:rFonts w:ascii="Times New Roman" w:hAnsi="Times New Roman" w:cs="Times New Roman"/>
+        </w:rPr>
+        <w:t xml:space="preserve"> </w:t>
+      </w:r>
+      <w:proofErr w:type="spellStart"/>
+      <w:r>
+        <w:rPr>
+          <w:rFonts w:ascii="Times New Roman" w:hAnsi="Times New Roman" w:cs="Times New Roman"/>
+        </w:rPr>
+        <w:t>digitalisasi</w:t>
+      </w:r>
+      <w:proofErr w:type="spellEnd"/>
+      <w:r>
+        <w:rPr>
+          <w:rFonts w:ascii="Times New Roman" w:hAnsi="Times New Roman" w:cs="Times New Roman"/>
+        </w:rPr>
+        <w:t xml:space="preserve"> </w:t>
+      </w:r>
+      <w:proofErr w:type="spellStart"/>
+      <w:r>
+        <w:rPr>
+          <w:rFonts w:ascii="Times New Roman" w:hAnsi="Times New Roman" w:cs="Times New Roman"/>
+        </w:rPr>
+        <w:t>operasional</w:t>
+      </w:r>
+      <w:proofErr w:type="spellEnd"/>
+      <w:r>
+        <w:rPr>
+          <w:rFonts w:ascii="Times New Roman" w:hAnsi="Times New Roman" w:cs="Times New Roman"/>
+        </w:rPr>
+        <w:t xml:space="preserve"> </w:t>
+      </w:r>
+      <w:proofErr w:type="spellStart"/>
+      <w:r>
+        <w:rPr>
+          <w:rFonts w:ascii="Times New Roman" w:hAnsi="Times New Roman" w:cs="Times New Roman"/>
+        </w:rPr>
+        <w:t>klinik</w:t>
+      </w:r>
+      <w:proofErr w:type="spellEnd"/>
+      <w:r>
+        <w:rPr>
+          <w:rFonts w:ascii="Times New Roman" w:hAnsi="Times New Roman" w:cs="Times New Roman"/>
+        </w:rPr>
+        <w:t>.</w:t>
+      </w:r>
+    </w:p>
+    <w:p>
+      <w:pPr>
+        <w:pStyle w:val="ListParagraph"/>
+        <w:numPr>
+          <w:ilvl w:val="0"/>
+          <w:numId w:val="4"/>
+        </w:numPr>
+        <w:spacing w:after="0" w:line="360" w:lineRule="auto"/>
+        <w:jc w:val="both"/>
+        <w:rPr>
+          <w:rFonts w:ascii="Times New Roman" w:hAnsi="Times New Roman" w:cs="Times New Roman"/>
+        </w:rPr>
+      </w:pPr>
+      <w:proofErr w:type="spellStart"/>
+      <w:r>
+        <w:rPr>
+          <w:rFonts w:ascii="Times New Roman" w:hAnsi="Times New Roman" w:cs="Times New Roman"/>
+        </w:rPr>
+        <w:t>Membantu</w:t>
+      </w:r>
+      <w:proofErr w:type="spellEnd"/>
+      <w:r>
+        <w:rPr>
+          <w:rFonts w:ascii="Times New Roman" w:hAnsi="Times New Roman" w:cs="Times New Roman"/>
+        </w:rPr>
+        <w:t xml:space="preserve"> </w:t>
+      </w:r>
+      <w:proofErr w:type="spellStart"/>
+      <w:r>
+        <w:rPr>
+          <w:rFonts w:ascii="Times New Roman" w:hAnsi="Times New Roman" w:cs="Times New Roman"/>
+        </w:rPr>
+        <w:t>meningkatkan</w:t>
+      </w:r>
+      <w:proofErr w:type="spellEnd"/>
+      <w:r>
+        <w:rPr>
+          <w:rFonts w:ascii="Times New Roman" w:hAnsi="Times New Roman" w:cs="Times New Roman"/>
+        </w:rPr>
+        <w:t xml:space="preserve"> </w:t>
+      </w:r>
+      <w:proofErr w:type="spellStart"/>
+      <w:r>
+        <w:rPr>
+          <w:rFonts w:ascii="Times New Roman" w:hAnsi="Times New Roman" w:cs="Times New Roman"/>
+        </w:rPr>
+        <w:t>keamanan</w:t>
+      </w:r>
+      <w:proofErr w:type="spellEnd"/>
+      <w:r>
+        <w:rPr>
+          <w:rFonts w:ascii="Times New Roman" w:hAnsi="Times New Roman" w:cs="Times New Roman"/>
+        </w:rPr>
+        <w:t xml:space="preserve"> </w:t>
+      </w:r>
+      <w:proofErr w:type="spellStart"/>
+      <w:r>
+        <w:rPr>
+          <w:rFonts w:ascii="Times New Roman" w:hAnsi="Times New Roman" w:cs="Times New Roman"/>
+        </w:rPr>
+        <w:t>sistem</w:t>
+      </w:r>
+      <w:proofErr w:type="spellEnd"/>
+      <w:r>
+        <w:rPr>
+          <w:rFonts w:ascii="Times New Roman" w:hAnsi="Times New Roman" w:cs="Times New Roman"/>
+        </w:rPr>
+        <w:t xml:space="preserve"> SIM Klinik </w:t>
+      </w:r>
+      <w:proofErr w:type="spellStart"/>
+      <w:r>
+        <w:rPr>
+          <w:rFonts w:ascii="Times New Roman" w:hAnsi="Times New Roman" w:cs="Times New Roman"/>
+        </w:rPr>
+        <w:t>dengan</w:t>
+      </w:r>
+      <w:proofErr w:type="spellEnd"/>
+      <w:r>
+        <w:rPr>
+          <w:rFonts w:ascii="Times New Roman" w:hAnsi="Times New Roman" w:cs="Times New Roman"/>
+        </w:rPr>
+        <w:t xml:space="preserve"> </w:t>
+      </w:r>
+      <w:proofErr w:type="spellStart"/>
+      <w:r>
+        <w:rPr>
+          <w:rFonts w:ascii="Times New Roman" w:hAnsi="Times New Roman" w:cs="Times New Roman"/>
+        </w:rPr>
+        <w:t>mencegah</w:t>
+      </w:r>
+      <w:proofErr w:type="spellEnd"/>
+      <w:r>
+        <w:rPr>
+          <w:rFonts w:ascii="Times New Roman" w:hAnsi="Times New Roman" w:cs="Times New Roman"/>
+        </w:rPr>
+        <w:t xml:space="preserve"> </w:t>
+      </w:r>
+      <w:proofErr w:type="spellStart"/>
+      <w:r>
+        <w:rPr>
+          <w:rFonts w:ascii="Times New Roman" w:hAnsi="Times New Roman" w:cs="Times New Roman"/>
+        </w:rPr>
+        <w:t>akses</w:t>
+      </w:r>
+      <w:proofErr w:type="spellEnd"/>
+      <w:r>
+        <w:rPr>
+          <w:rFonts w:ascii="Times New Roman" w:hAnsi="Times New Roman" w:cs="Times New Roman"/>
+        </w:rPr>
+        <w:t xml:space="preserve"> </w:t>
+      </w:r>
+      <w:proofErr w:type="spellStart"/>
+      <w:r>
+        <w:rPr>
+          <w:rFonts w:ascii="Times New Roman" w:hAnsi="Times New Roman" w:cs="Times New Roman"/>
+        </w:rPr>
+        <w:t>ilegal</w:t>
       </w:r>
       <w:proofErr w:type="spellEnd"/>
       <w:r>
@@ -5536,154 +6184,14 @@
         <w:rPr>
           <w:rFonts w:ascii="Times New Roman" w:hAnsi="Times New Roman" w:cs="Times New Roman"/>
         </w:rPr>
-        <w:t>memetakan</w:t>
-      </w:r>
-      <w:proofErr w:type="spellEnd"/>
-      <w:r>
-        <w:rPr>
-          <w:rFonts w:ascii="Times New Roman" w:hAnsi="Times New Roman" w:cs="Times New Roman"/>
-        </w:rPr>
-        <w:t xml:space="preserve"> </w:t>
-      </w:r>
-      <w:proofErr w:type="spellStart"/>
-      <w:r>
-        <w:rPr>
-          <w:rFonts w:ascii="Times New Roman" w:hAnsi="Times New Roman" w:cs="Times New Roman"/>
-        </w:rPr>
-        <w:t>potensi</w:t>
-      </w:r>
-      <w:proofErr w:type="spellEnd"/>
-      <w:r>
-        <w:rPr>
-          <w:rFonts w:ascii="Times New Roman" w:hAnsi="Times New Roman" w:cs="Times New Roman"/>
-        </w:rPr>
-        <w:t xml:space="preserve"> </w:t>
-      </w:r>
-      <w:proofErr w:type="spellStart"/>
-      <w:r>
-        <w:rPr>
-          <w:rFonts w:ascii="Times New Roman" w:hAnsi="Times New Roman" w:cs="Times New Roman"/>
-        </w:rPr>
-        <w:t>sumber</w:t>
-      </w:r>
-      <w:proofErr w:type="spellEnd"/>
-      <w:r>
-        <w:rPr>
-          <w:rFonts w:ascii="Times New Roman" w:hAnsi="Times New Roman" w:cs="Times New Roman"/>
-        </w:rPr>
-        <w:t xml:space="preserve"> </w:t>
-      </w:r>
-      <w:proofErr w:type="spellStart"/>
-      <w:r>
-        <w:rPr>
-          <w:rFonts w:ascii="Times New Roman" w:hAnsi="Times New Roman" w:cs="Times New Roman"/>
-        </w:rPr>
-        <w:t>daya</w:t>
-      </w:r>
-      <w:proofErr w:type="spellEnd"/>
-      <w:r>
-        <w:rPr>
-          <w:rFonts w:ascii="Times New Roman" w:hAnsi="Times New Roman" w:cs="Times New Roman"/>
-        </w:rPr>
-        <w:t xml:space="preserve"> </w:t>
-      </w:r>
-      <w:proofErr w:type="spellStart"/>
-      <w:r>
-        <w:rPr>
-          <w:rFonts w:ascii="Times New Roman" w:hAnsi="Times New Roman" w:cs="Times New Roman"/>
-        </w:rPr>
-        <w:t>manusia</w:t>
-      </w:r>
-      <w:proofErr w:type="spellEnd"/>
-      <w:r>
-        <w:rPr>
-          <w:rFonts w:ascii="Times New Roman" w:hAnsi="Times New Roman" w:cs="Times New Roman"/>
-        </w:rPr>
-        <w:t xml:space="preserve"> (SDM) </w:t>
-      </w:r>
-      <w:proofErr w:type="spellStart"/>
-      <w:r>
-        <w:rPr>
-          <w:rFonts w:ascii="Times New Roman" w:hAnsi="Times New Roman" w:cs="Times New Roman"/>
-        </w:rPr>
-        <w:t>sejak</w:t>
-      </w:r>
-      <w:proofErr w:type="spellEnd"/>
-      <w:r>
-        <w:rPr>
-          <w:rFonts w:ascii="Times New Roman" w:hAnsi="Times New Roman" w:cs="Times New Roman"/>
-        </w:rPr>
-        <w:t xml:space="preserve"> </w:t>
-      </w:r>
-      <w:proofErr w:type="spellStart"/>
-      <w:r>
-        <w:rPr>
-          <w:rFonts w:ascii="Times New Roman" w:hAnsi="Times New Roman" w:cs="Times New Roman"/>
-        </w:rPr>
-        <w:t>dini</w:t>
-      </w:r>
-      <w:proofErr w:type="spellEnd"/>
-      <w:r>
-        <w:rPr>
-          <w:rFonts w:ascii="Times New Roman" w:hAnsi="Times New Roman" w:cs="Times New Roman"/>
-        </w:rPr>
-        <w:t xml:space="preserve"> </w:t>
-      </w:r>
-      <w:proofErr w:type="spellStart"/>
-      <w:r>
-        <w:rPr>
-          <w:rFonts w:ascii="Times New Roman" w:hAnsi="Times New Roman" w:cs="Times New Roman"/>
-        </w:rPr>
-        <w:t>untuk</w:t>
-      </w:r>
-      <w:proofErr w:type="spellEnd"/>
-      <w:r>
-        <w:rPr>
-          <w:rFonts w:ascii="Times New Roman" w:hAnsi="Times New Roman" w:cs="Times New Roman"/>
-        </w:rPr>
-        <w:t xml:space="preserve"> </w:t>
-      </w:r>
-      <w:proofErr w:type="spellStart"/>
-      <w:r>
-        <w:rPr>
-          <w:rFonts w:ascii="Times New Roman" w:hAnsi="Times New Roman" w:cs="Times New Roman"/>
-        </w:rPr>
-        <w:t>kebutuhan</w:t>
-      </w:r>
-      <w:proofErr w:type="spellEnd"/>
-      <w:r>
-        <w:rPr>
-          <w:rFonts w:ascii="Times New Roman" w:hAnsi="Times New Roman" w:cs="Times New Roman"/>
-        </w:rPr>
-        <w:t xml:space="preserve"> </w:t>
-      </w:r>
-      <w:proofErr w:type="spellStart"/>
-      <w:r>
-        <w:rPr>
-          <w:rFonts w:ascii="Times New Roman" w:hAnsi="Times New Roman" w:cs="Times New Roman"/>
-        </w:rPr>
-        <w:t>rekrutmen</w:t>
-      </w:r>
-      <w:proofErr w:type="spellEnd"/>
-      <w:r>
-        <w:rPr>
-          <w:rFonts w:ascii="Times New Roman" w:hAnsi="Times New Roman" w:cs="Times New Roman"/>
-        </w:rPr>
-        <w:t xml:space="preserve"> masa </w:t>
-      </w:r>
-      <w:proofErr w:type="spellStart"/>
-      <w:r>
-        <w:rPr>
-          <w:rFonts w:ascii="Times New Roman" w:hAnsi="Times New Roman" w:cs="Times New Roman"/>
-        </w:rPr>
-        <w:t>depan</w:t>
-      </w:r>
-      <w:proofErr w:type="spellEnd"/>
-      <w:r>
-        <w:rPr>
-          <w:rFonts w:ascii="Times New Roman" w:hAnsi="Times New Roman" w:cs="Times New Roman"/>
-        </w:rPr>
-        <w:t>.</w:t>
+        <w:t>kebocoran</w:t>
+      </w:r>
+      <w:proofErr w:type="spellEnd"/>
+      <w:r>
+        <w:rPr>
+          <w:rFonts w:ascii="Times New Roman" w:hAnsi="Times New Roman" w:cs="Times New Roman"/>
+        </w:rPr>
+        <w:t xml:space="preserve"> data login.</w:t>
       </w:r>
     </w:p>
     <w:p/>
@@ -6270,6 +6778,7 @@
         <w:rPr>
           <w:rFonts w:ascii="Times New Roman" w:hAnsi="Times New Roman" w:cs="Times New Roman"/>
         </w:rPr>
+        <w:lastRenderedPageBreak/>
         <w:t>Kabupaten</w:t>
       </w:r>
       <w:proofErr w:type="spellEnd"/>
@@ -6371,30 +6880,22 @@
         <w:rPr>
           <w:rFonts w:ascii="Times New Roman" w:hAnsi="Times New Roman" w:cs="Times New Roman"/>
         </w:rPr>
-        <w:t xml:space="preserve">Divisi backend web Mini SIM Klinik-Modul </w:t>
-      </w:r>
-      <w:proofErr w:type="spellStart"/>
-      <w:r>
-        <w:rPr>
-          <w:rFonts w:ascii="Times New Roman" w:hAnsi="Times New Roman" w:cs="Times New Roman"/>
-        </w:rPr>
-        <w:t>Pendaftaran</w:t>
-      </w:r>
-      <w:proofErr w:type="spellEnd"/>
-      <w:r>
-        <w:rPr>
-          <w:rFonts w:ascii="Times New Roman" w:hAnsi="Times New Roman" w:cs="Times New Roman"/>
-        </w:rPr>
-        <w:t xml:space="preserve"> </w:t>
-      </w:r>
-      <w:proofErr w:type="spellStart"/>
-      <w:r>
-        <w:rPr>
-          <w:rFonts w:ascii="Times New Roman" w:hAnsi="Times New Roman" w:cs="Times New Roman"/>
-        </w:rPr>
-        <w:t>pasien</w:t>
-      </w:r>
-      <w:proofErr w:type="spellEnd"/>
+        <w:t xml:space="preserve">Divisi </w:t>
+      </w:r>
+      <w:r>
+        <w:rPr>
+          <w:rFonts w:ascii="Times New Roman" w:hAnsi="Times New Roman" w:cs="Times New Roman"/>
+          <w:i/>
+          <w:iCs/>
+        </w:rPr>
+        <w:t>backend</w:t>
+      </w:r>
+      <w:r>
+        <w:rPr>
+          <w:rFonts w:ascii="Times New Roman" w:hAnsi="Times New Roman" w:cs="Times New Roman"/>
+        </w:rPr>
+        <w:t xml:space="preserve"> web Mini SIM Klinik</w:t>
+      </w:r>
       <w:r>
         <w:rPr>
           <w:rFonts w:ascii="Times New Roman" w:hAnsi="Times New Roman" w:cs="Times New Roman"/>
@@ -6508,18 +7009,6 @@
       <w:r>
         <w:rPr>
           <w:rFonts w:ascii="Times New Roman" w:hAnsi="Times New Roman" w:cs="Times New Roman"/>
-        </w:rPr>
-        <w:t>W</w:t>
-      </w:r>
-      <w:r>
-        <w:rPr>
-          <w:rFonts w:ascii="Times New Roman" w:hAnsi="Times New Roman" w:cs="Times New Roman"/>
-        </w:rPr>
-        <w:t xml:space="preserve">eb </w:t>
-      </w:r>
-      <w:r>
-        <w:rPr>
-          <w:rFonts w:ascii="Times New Roman" w:hAnsi="Times New Roman" w:cs="Times New Roman"/>
           <w:i/>
           <w:iCs/>
         </w:rPr>
@@ -6535,35 +7024,25 @@
         <w:rPr>
           <w:rFonts w:ascii="Times New Roman" w:hAnsi="Times New Roman" w:cs="Times New Roman"/>
         </w:rPr>
-        <w:t xml:space="preserve">Mini SIM Klinik-Modul </w:t>
-      </w:r>
-      <w:proofErr w:type="spellStart"/>
-      <w:r>
-        <w:rPr>
-          <w:rFonts w:ascii="Times New Roman" w:hAnsi="Times New Roman" w:cs="Times New Roman"/>
-        </w:rPr>
-        <w:t>Pendaftaran</w:t>
-      </w:r>
-      <w:proofErr w:type="spellEnd"/>
-      <w:r>
-        <w:rPr>
-          <w:rFonts w:ascii="Times New Roman" w:hAnsi="Times New Roman" w:cs="Times New Roman"/>
-        </w:rPr>
-        <w:t xml:space="preserve"> </w:t>
-      </w:r>
-      <w:proofErr w:type="spellStart"/>
-      <w:r>
-        <w:rPr>
-          <w:rFonts w:ascii="Times New Roman" w:hAnsi="Times New Roman" w:cs="Times New Roman"/>
-        </w:rPr>
-        <w:t>Pasien</w:t>
-      </w:r>
-      <w:proofErr w:type="spellEnd"/>
-      <w:r>
-        <w:rPr>
-          <w:rFonts w:ascii="Times New Roman" w:hAnsi="Times New Roman" w:cs="Times New Roman"/>
-        </w:rPr>
-        <w:t xml:space="preserve"> </w:t>
+        <w:t>W</w:t>
+      </w:r>
+      <w:r>
+        <w:rPr>
+          <w:rFonts w:ascii="Times New Roman" w:hAnsi="Times New Roman" w:cs="Times New Roman"/>
+        </w:rPr>
+        <w:t>eb</w:t>
+      </w:r>
+      <w:r>
+        <w:rPr>
+          <w:rFonts w:ascii="Times New Roman" w:hAnsi="Times New Roman" w:cs="Times New Roman"/>
+        </w:rPr>
+        <w:t xml:space="preserve"> </w:t>
+      </w:r>
+      <w:r>
+        <w:rPr>
+          <w:rFonts w:ascii="Times New Roman" w:hAnsi="Times New Roman" w:cs="Times New Roman"/>
+        </w:rPr>
+        <w:t xml:space="preserve">Mini </w:t>
       </w:r>
       <w:proofErr w:type="spellStart"/>
       <w:r>
@@ -7522,7 +8001,7 @@
     <w:link w:val="Heading1Char"/>
     <w:uiPriority w:val="9"/>
     <w:qFormat/>
-    <w:rsid w:val="00451EE6"/>
+    <w:rsid w:val="00B06C0A"/>
     <w:pPr>
       <w:keepNext/>
       <w:keepLines/>
@@ -7715,7 +8194,6 @@
   <w:style w:type="character" w:default="1" w:styleId="DefaultParagraphFont">
     <w:name w:val="Default Paragraph Font"/>
     <w:uiPriority w:val="1"/>
-    <w:semiHidden/>
     <w:unhideWhenUsed/>
   </w:style>
   <w:style w:type="table" w:default="1" w:styleId="TableNormal">
@@ -7744,7 +8222,7 @@
     <w:basedOn w:val="DefaultParagraphFont"/>
     <w:link w:val="Heading1"/>
     <w:uiPriority w:val="9"/>
-    <w:rsid w:val="00451EE6"/>
+    <w:rsid w:val="00B06C0A"/>
     <w:rPr>
       <w:rFonts w:ascii="Times New Roman" w:eastAsiaTheme="majorEastAsia" w:hAnsi="Times New Roman" w:cstheme="majorBidi"/>
       <w:color w:val="000000" w:themeColor="text1"/>

--- a/BAB satu.docx
+++ b/BAB satu.docx
@@ -5,6 +5,7 @@
     <w:p>
       <w:pPr>
         <w:pStyle w:val="Heading1"/>
+        <w:spacing w:line="240" w:lineRule="auto"/>
         <w:rPr>
           <w:b/>
           <w:bCs/>
@@ -23,6 +24,7 @@
     <w:p>
       <w:pPr>
         <w:pStyle w:val="Heading1"/>
+        <w:spacing w:line="240" w:lineRule="auto"/>
         <w:rPr>
           <w:b/>
           <w:bCs/>
@@ -3277,7 +3279,19 @@
         <w:rPr>
           <w:rFonts w:ascii="Times New Roman" w:hAnsi="Times New Roman" w:cs="Times New Roman"/>
         </w:rPr>
-        <w:t xml:space="preserve"> 5 </w:t>
+        <w:t xml:space="preserve"> </w:t>
+      </w:r>
+      <w:r>
+        <w:rPr>
+          <w:rFonts w:ascii="Times New Roman" w:hAnsi="Times New Roman" w:cs="Times New Roman"/>
+        </w:rPr>
+        <w:t>6</w:t>
+      </w:r>
+      <w:r>
+        <w:rPr>
+          <w:rFonts w:ascii="Times New Roman" w:hAnsi="Times New Roman" w:cs="Times New Roman"/>
+        </w:rPr>
+        <w:t xml:space="preserve"> </w:t>
       </w:r>
       <w:proofErr w:type="spellStart"/>
       <w:r>
@@ -3636,74 +3650,83 @@
         <w:rPr>
           <w:rFonts w:ascii="Times New Roman" w:hAnsi="Times New Roman" w:cs="Times New Roman"/>
         </w:rPr>
-        <w:t>selama</w:t>
-      </w:r>
-      <w:proofErr w:type="spellEnd"/>
-      <w:r>
-        <w:rPr>
-          <w:rFonts w:ascii="Times New Roman" w:hAnsi="Times New Roman" w:cs="Times New Roman"/>
-        </w:rPr>
-        <w:t xml:space="preserve"> </w:t>
-      </w:r>
-      <w:proofErr w:type="spellStart"/>
-      <w:r>
-        <w:rPr>
-          <w:rFonts w:ascii="Times New Roman" w:hAnsi="Times New Roman" w:cs="Times New Roman"/>
-        </w:rPr>
-        <w:t>pelaksanaan</w:t>
-      </w:r>
-      <w:proofErr w:type="spellEnd"/>
-      <w:r>
-        <w:rPr>
-          <w:rFonts w:ascii="Times New Roman" w:hAnsi="Times New Roman" w:cs="Times New Roman"/>
-        </w:rPr>
-        <w:t xml:space="preserve"> PKL </w:t>
-      </w:r>
-      <w:proofErr w:type="spellStart"/>
-      <w:r>
-        <w:rPr>
-          <w:rFonts w:ascii="Times New Roman" w:hAnsi="Times New Roman" w:cs="Times New Roman"/>
-        </w:rPr>
-        <w:t>adalah</w:t>
-      </w:r>
-      <w:proofErr w:type="spellEnd"/>
-      <w:r>
-        <w:rPr>
-          <w:rFonts w:ascii="Times New Roman" w:hAnsi="Times New Roman" w:cs="Times New Roman"/>
-        </w:rPr>
-        <w:t xml:space="preserve"> </w:t>
-      </w:r>
-      <w:proofErr w:type="spellStart"/>
-      <w:r>
-        <w:rPr>
-          <w:rFonts w:ascii="Times New Roman" w:hAnsi="Times New Roman" w:cs="Times New Roman"/>
-        </w:rPr>
-        <w:t>sebagai</w:t>
-      </w:r>
-      <w:proofErr w:type="spellEnd"/>
-      <w:r>
-        <w:rPr>
-          <w:rFonts w:ascii="Times New Roman" w:hAnsi="Times New Roman" w:cs="Times New Roman"/>
-        </w:rPr>
-        <w:t xml:space="preserve"> </w:t>
-      </w:r>
-      <w:proofErr w:type="spellStart"/>
-      <w:r>
-        <w:rPr>
-          <w:rFonts w:ascii="Times New Roman" w:hAnsi="Times New Roman" w:cs="Times New Roman"/>
-        </w:rPr>
-        <w:t>berikut</w:t>
-      </w:r>
-      <w:proofErr w:type="spellEnd"/>
-      <w:r>
-        <w:rPr>
-          <w:rFonts w:ascii="Times New Roman" w:hAnsi="Times New Roman" w:cs="Times New Roman"/>
-        </w:rPr>
-        <w:t>:</w:t>
-      </w:r>
+        <w:t>selam</w:t>
+      </w:r>
+      <w:r>
+        <w:rPr>
+          <w:rFonts w:ascii="Times New Roman" w:hAnsi="Times New Roman" w:cs="Times New Roman"/>
+        </w:rPr>
+        <w:t>a</w:t>
+      </w:r>
+      <w:proofErr w:type="spellEnd"/>
     </w:p>
     <w:p>
       <w:pPr>
+        <w:spacing w:after="0" w:line="360" w:lineRule="auto"/>
+        <w:jc w:val="both"/>
+        <w:rPr>
+          <w:rFonts w:ascii="Times New Roman" w:hAnsi="Times New Roman" w:cs="Times New Roman"/>
+        </w:rPr>
+      </w:pPr>
+      <w:proofErr w:type="spellStart"/>
+      <w:r>
+        <w:rPr>
+          <w:rFonts w:ascii="Times New Roman" w:hAnsi="Times New Roman" w:cs="Times New Roman"/>
+        </w:rPr>
+        <w:t>pelaksanaan</w:t>
+      </w:r>
+      <w:proofErr w:type="spellEnd"/>
+      <w:r>
+        <w:rPr>
+          <w:rFonts w:ascii="Times New Roman" w:hAnsi="Times New Roman" w:cs="Times New Roman"/>
+        </w:rPr>
+        <w:t xml:space="preserve"> PKL </w:t>
+      </w:r>
+      <w:proofErr w:type="spellStart"/>
+      <w:r>
+        <w:rPr>
+          <w:rFonts w:ascii="Times New Roman" w:hAnsi="Times New Roman" w:cs="Times New Roman"/>
+        </w:rPr>
+        <w:t>adalah</w:t>
+      </w:r>
+      <w:proofErr w:type="spellEnd"/>
+      <w:r>
+        <w:rPr>
+          <w:rFonts w:ascii="Times New Roman" w:hAnsi="Times New Roman" w:cs="Times New Roman"/>
+        </w:rPr>
+        <w:t xml:space="preserve"> </w:t>
+      </w:r>
+      <w:proofErr w:type="spellStart"/>
+      <w:r>
+        <w:rPr>
+          <w:rFonts w:ascii="Times New Roman" w:hAnsi="Times New Roman" w:cs="Times New Roman"/>
+        </w:rPr>
+        <w:t>sebagai</w:t>
+      </w:r>
+      <w:proofErr w:type="spellEnd"/>
+      <w:r>
+        <w:rPr>
+          <w:rFonts w:ascii="Times New Roman" w:hAnsi="Times New Roman" w:cs="Times New Roman"/>
+        </w:rPr>
+        <w:t xml:space="preserve"> </w:t>
+      </w:r>
+      <w:proofErr w:type="spellStart"/>
+      <w:r>
+        <w:rPr>
+          <w:rFonts w:ascii="Times New Roman" w:hAnsi="Times New Roman" w:cs="Times New Roman"/>
+        </w:rPr>
+        <w:t>berikut</w:t>
+      </w:r>
+      <w:proofErr w:type="spellEnd"/>
+      <w:r>
+        <w:rPr>
+          <w:rFonts w:ascii="Times New Roman" w:hAnsi="Times New Roman" w:cs="Times New Roman"/>
+        </w:rPr>
+        <w:t>:</w:t>
+      </w:r>
+    </w:p>
+    <w:p>
+      <w:pPr>
         <w:pStyle w:val="Heading3"/>
       </w:pPr>
       <w:bookmarkStart w:id="5" w:name="_Toc239343221"/>
@@ -3716,6 +3739,58 @@
       </w:r>
       <w:bookmarkEnd w:id="5"/>
       <w:proofErr w:type="spellEnd"/>
+    </w:p>
+    <w:p>
+      <w:pPr>
+        <w:spacing w:after="0" w:line="360" w:lineRule="auto"/>
+        <w:ind w:firstLine="567"/>
+        <w:jc w:val="both"/>
+        <w:rPr>
+          <w:rFonts w:ascii="Times New Roman" w:hAnsi="Times New Roman" w:cs="Times New Roman"/>
+        </w:rPr>
+      </w:pPr>
+      <w:proofErr w:type="spellStart"/>
+      <w:r>
+        <w:rPr>
+          <w:rFonts w:ascii="Times New Roman" w:hAnsi="Times New Roman" w:cs="Times New Roman"/>
+        </w:rPr>
+        <w:t>Berikut</w:t>
+      </w:r>
+      <w:proofErr w:type="spellEnd"/>
+      <w:r>
+        <w:rPr>
+          <w:rFonts w:ascii="Times New Roman" w:hAnsi="Times New Roman" w:cs="Times New Roman"/>
+        </w:rPr>
+        <w:t xml:space="preserve"> Manfaat </w:t>
+      </w:r>
+      <w:proofErr w:type="spellStart"/>
+      <w:r>
+        <w:rPr>
+          <w:rFonts w:ascii="Times New Roman" w:hAnsi="Times New Roman" w:cs="Times New Roman"/>
+        </w:rPr>
+        <w:t>Melaksanakan</w:t>
+      </w:r>
+      <w:proofErr w:type="spellEnd"/>
+      <w:r>
+        <w:rPr>
+          <w:rFonts w:ascii="Times New Roman" w:hAnsi="Times New Roman" w:cs="Times New Roman"/>
+        </w:rPr>
+        <w:t xml:space="preserve"> PKL Bagi </w:t>
+      </w:r>
+      <w:proofErr w:type="spellStart"/>
+      <w:r>
+        <w:rPr>
+          <w:rFonts w:ascii="Times New Roman" w:hAnsi="Times New Roman" w:cs="Times New Roman"/>
+        </w:rPr>
+        <w:t>Siswa</w:t>
+      </w:r>
+      <w:proofErr w:type="spellEnd"/>
+      <w:r>
+        <w:rPr>
+          <w:rFonts w:ascii="Times New Roman" w:hAnsi="Times New Roman" w:cs="Times New Roman"/>
+        </w:rPr>
+        <w:t>:</w:t>
+      </w:r>
     </w:p>
     <w:p>
       <w:pPr>
@@ -4442,7 +4517,19 @@
         <w:rPr>
           <w:rFonts w:ascii="Times New Roman" w:hAnsi="Times New Roman" w:cs="Times New Roman"/>
         </w:rPr>
-        <w:t xml:space="preserve"> 5 </w:t>
+        <w:t xml:space="preserve"> </w:t>
+      </w:r>
+      <w:r>
+        <w:rPr>
+          <w:rFonts w:ascii="Times New Roman" w:hAnsi="Times New Roman" w:cs="Times New Roman"/>
+        </w:rPr>
+        <w:t>6</w:t>
+      </w:r>
+      <w:r>
+        <w:rPr>
+          <w:rFonts w:ascii="Times New Roman" w:hAnsi="Times New Roman" w:cs="Times New Roman"/>
+        </w:rPr>
+        <w:t xml:space="preserve"> </w:t>
       </w:r>
       <w:proofErr w:type="spellStart"/>
       <w:r>
@@ -4688,11 +4775,11 @@
       <w:pPr>
         <w:pStyle w:val="Heading3"/>
       </w:pPr>
-      <w:bookmarkStart w:id="6" w:name="_Toc239343222"/>
       <w:r>
         <w:lastRenderedPageBreak/>
         <w:t xml:space="preserve">1.3.2 </w:t>
       </w:r>
+      <w:bookmarkStart w:id="6" w:name="_Toc239343222"/>
       <w:r>
         <w:t xml:space="preserve">Bagi </w:t>
       </w:r>
@@ -4713,6 +4800,62 @@
         <w:t xml:space="preserve"> Cerdas Utama)</w:t>
       </w:r>
       <w:bookmarkEnd w:id="6"/>
+    </w:p>
+    <w:p>
+      <w:pPr>
+        <w:spacing w:after="0" w:line="360" w:lineRule="auto"/>
+        <w:ind w:firstLine="567"/>
+        <w:jc w:val="both"/>
+        <w:rPr>
+          <w:rFonts w:ascii="Times New Roman" w:hAnsi="Times New Roman" w:cs="Times New Roman"/>
+        </w:rPr>
+      </w:pPr>
+      <w:proofErr w:type="spellStart"/>
+      <w:r>
+        <w:rPr>
+          <w:rFonts w:ascii="Times New Roman" w:hAnsi="Times New Roman" w:cs="Times New Roman"/>
+        </w:rPr>
+        <w:t>Berikut</w:t>
+      </w:r>
+      <w:proofErr w:type="spellEnd"/>
+      <w:r>
+        <w:rPr>
+          <w:rFonts w:ascii="Times New Roman" w:hAnsi="Times New Roman" w:cs="Times New Roman"/>
+        </w:rPr>
+        <w:t xml:space="preserve"> </w:t>
+      </w:r>
+      <w:r>
+        <w:rPr>
+          <w:rFonts w:ascii="Times New Roman" w:hAnsi="Times New Roman" w:cs="Times New Roman"/>
+        </w:rPr>
+        <w:t xml:space="preserve">Manfaat </w:t>
+      </w:r>
+      <w:proofErr w:type="spellStart"/>
+      <w:r>
+        <w:rPr>
+          <w:rFonts w:ascii="Times New Roman" w:hAnsi="Times New Roman" w:cs="Times New Roman"/>
+        </w:rPr>
+        <w:t>Melaksanakan</w:t>
+      </w:r>
+      <w:proofErr w:type="spellEnd"/>
+      <w:r>
+        <w:rPr>
+          <w:rFonts w:ascii="Times New Roman" w:hAnsi="Times New Roman" w:cs="Times New Roman"/>
+        </w:rPr>
+        <w:t xml:space="preserve"> PKL Bagi S</w:t>
+      </w:r>
+      <w:r>
+        <w:rPr>
+          <w:rFonts w:ascii="Times New Roman" w:hAnsi="Times New Roman" w:cs="Times New Roman"/>
+        </w:rPr>
+        <w:t>ekolah</w:t>
+      </w:r>
+      <w:r>
+        <w:rPr>
+          <w:rFonts w:ascii="Times New Roman" w:hAnsi="Times New Roman" w:cs="Times New Roman"/>
+        </w:rPr>
+        <w:t>:</w:t>
+      </w:r>
     </w:p>
     <w:p>
       <w:pPr>
@@ -5526,6 +5669,56 @@
     </w:p>
     <w:p>
       <w:pPr>
+        <w:spacing w:after="0" w:line="360" w:lineRule="auto"/>
+        <w:ind w:firstLine="567"/>
+        <w:jc w:val="both"/>
+        <w:rPr>
+          <w:rFonts w:ascii="Times New Roman" w:hAnsi="Times New Roman" w:cs="Times New Roman"/>
+        </w:rPr>
+      </w:pPr>
+      <w:proofErr w:type="spellStart"/>
+      <w:r>
+        <w:rPr>
+          <w:rFonts w:ascii="Times New Roman" w:hAnsi="Times New Roman" w:cs="Times New Roman"/>
+        </w:rPr>
+        <w:t>Berikut</w:t>
+      </w:r>
+      <w:proofErr w:type="spellEnd"/>
+      <w:r>
+        <w:rPr>
+          <w:rFonts w:ascii="Times New Roman" w:hAnsi="Times New Roman" w:cs="Times New Roman"/>
+        </w:rPr>
+        <w:t xml:space="preserve"> Manfaat </w:t>
+      </w:r>
+      <w:proofErr w:type="spellStart"/>
+      <w:r>
+        <w:rPr>
+          <w:rFonts w:ascii="Times New Roman" w:hAnsi="Times New Roman" w:cs="Times New Roman"/>
+        </w:rPr>
+        <w:t>Melaksanakan</w:t>
+      </w:r>
+      <w:proofErr w:type="spellEnd"/>
+      <w:r>
+        <w:rPr>
+          <w:rFonts w:ascii="Times New Roman" w:hAnsi="Times New Roman" w:cs="Times New Roman"/>
+        </w:rPr>
+        <w:t xml:space="preserve"> PKL Bagi </w:t>
+      </w:r>
+      <w:r>
+        <w:rPr>
+          <w:rFonts w:ascii="Times New Roman" w:hAnsi="Times New Roman" w:cs="Times New Roman"/>
+        </w:rPr>
+        <w:t>DUDIKA</w:t>
+      </w:r>
+      <w:r>
+        <w:rPr>
+          <w:rFonts w:ascii="Times New Roman" w:hAnsi="Times New Roman" w:cs="Times New Roman"/>
+        </w:rPr>
+        <w:t>:</w:t>
+      </w:r>
+    </w:p>
+    <w:p>
+      <w:pPr>
         <w:pStyle w:val="ListParagraph"/>
         <w:numPr>
           <w:ilvl w:val="0"/>
@@ -6329,12 +6522,15 @@
         <w:t>lingkup</w:t>
       </w:r>
       <w:proofErr w:type="spellEnd"/>
-      <w:r>
-        <w:rPr>
-          <w:rFonts w:ascii="Times New Roman" w:hAnsi="Times New Roman" w:cs="Times New Roman"/>
-        </w:rPr>
-        <w:t xml:space="preserve"> </w:t>
-      </w:r>
+    </w:p>
+    <w:p>
+      <w:pPr>
+        <w:spacing w:after="0" w:line="360" w:lineRule="auto"/>
+        <w:jc w:val="both"/>
+        <w:rPr>
+          <w:rFonts w:ascii="Times New Roman" w:hAnsi="Times New Roman" w:cs="Times New Roman"/>
+        </w:rPr>
+      </w:pPr>
       <w:proofErr w:type="spellStart"/>
       <w:r>
         <w:rPr>
@@ -6667,6 +6863,7 @@
         <w:rPr>
           <w:rFonts w:ascii="Times New Roman" w:hAnsi="Times New Roman" w:cs="Times New Roman"/>
         </w:rPr>
+        <w:lastRenderedPageBreak/>
         <w:t xml:space="preserve">Batasan Lokasi &amp; Divisi: </w:t>
       </w:r>
       <w:proofErr w:type="spellStart"/>
@@ -6778,7 +6975,6 @@
         <w:rPr>
           <w:rFonts w:ascii="Times New Roman" w:hAnsi="Times New Roman" w:cs="Times New Roman"/>
         </w:rPr>
-        <w:lastRenderedPageBreak/>
         <w:t>Kabupaten</w:t>
       </w:r>
       <w:proofErr w:type="spellEnd"/>
@@ -8194,6 +8390,7 @@
   <w:style w:type="character" w:default="1" w:styleId="DefaultParagraphFont">
     <w:name w:val="Default Paragraph Font"/>
     <w:uiPriority w:val="1"/>
+    <w:semiHidden/>
     <w:unhideWhenUsed/>
   </w:style>
   <w:style w:type="table" w:default="1" w:styleId="TableNormal">
@@ -8800,4 +8997,16 @@
     </a:ext>
   </a:extLst>
 </a:theme>
+</file>
+
+<file path=customXml/item1.xml><?xml version="1.0" encoding="utf-8"?>
+<b:Sources xmlns:b="http://schemas.openxmlformats.org/officeDocument/2006/bibliography" xmlns="http://schemas.openxmlformats.org/officeDocument/2006/bibliography" SelectedStyle="\APASixthEditionOfficeOnline.xsl" StyleName="APA" Version="6"/>
+</file>
+
+<file path=customXml/itemProps1.xml><?xml version="1.0" encoding="utf-8"?>
+<ds:datastoreItem xmlns:ds="http://schemas.openxmlformats.org/officeDocument/2006/customXml" ds:itemID="{13E155BB-D851-4036-A0CB-478993FF9A88}">
+  <ds:schemaRefs>
+    <ds:schemaRef ds:uri="http://schemas.openxmlformats.org/officeDocument/2006/bibliography"/>
+  </ds:schemaRefs>
+</ds:datastoreItem>
 </file>